--- a/system-development/guides/development-guide-fa_IR.docx
+++ b/system-development/guides/development-guide-fa_IR.docx
@@ -44,35 +44,7 @@
         <w:jc w:val="start"/>
       </w:pPr>
       <w:r>
-        <w:rPr>
-          <w:rFonts w:ascii="Tahoma" w:hAnsi="Tahoma" w:eastAsia="Tahoma" w:cs="Tahoma"/>
-          <w:color w:val="000000"/>
-          <w:rtl w:val="1"/>
-          <w:lang w:val="fa-IR" w:eastAsia="fa-IR" w:bidi="fa-IR"/>
-          <w:cs w:val="1"/>
-          <w:szCs w:val="22"/>
-        </w:rPr>
-        <w:t xml:space="preserve">نسخه افزونه </w:t>
-      </w:r>
-      <w:r>
-        <w:rPr>
-          <w:rFonts w:ascii="Tahoma" w:hAnsi="Tahoma" w:eastAsia="Tahoma" w:cs="Tahoma"/>
-          <w:color w:val="000000"/>
-          <w:rtl w:val="0"/>
-          <w:lang w:val="en-US" w:eastAsia="fa-IR" w:bidi="fa-IR"/>
-        </w:rPr>
-        <w:t>‎1.1.2‎</w:t>
-      </w:r>
-      <w:r>
-        <w:rPr>
-          <w:rFonts w:ascii="Tahoma" w:hAnsi="Tahoma" w:eastAsia="Tahoma" w:cs="Tahoma"/>
-          <w:color w:val="000000"/>
-          <w:rtl w:val="1"/>
-          <w:lang w:val="fa-IR" w:eastAsia="fa-IR" w:bidi="fa-IR"/>
-          <w:cs w:val="1"/>
-          <w:szCs w:val="22"/>
-        </w:rPr>
-        <w:t xml:space="preserve"> · بررسی شده در ۸ اکتبر ۲۰۲۶</w:t>
+        <w:t>1.4.0 · 2026-10-10</w:t>
       </w:r>
     </w:p>
     <w:p>
@@ -274,7 +246,7 @@
           <w:rtl w:val="0"/>
           <w:lang w:val="en-US" w:eastAsia="fa-IR" w:bidi="fa-IR"/>
         </w:rPr>
-        <w:t>‎PrintNode‎</w:t>
+        <w:t>‎CUPS‎</w:t>
       </w:r>
       <w:r>
         <w:rPr>
@@ -947,7 +919,7 @@
               <w:left w:w="100" w:type="dxa"/>
               <w:right w:w="100" w:type="dxa"/>
             </w:tcMar>
-            <w:shd w:fill="E7EDF2"/>
+            <w:shd w:fill="D9D9D9" w:val="clear"/>
           </w:tcPr>
           <w:p>
             <w:pPr>
@@ -981,7 +953,7 @@
               <w:left w:w="100" w:type="dxa"/>
               <w:right w:w="100" w:type="dxa"/>
             </w:tcMar>
-            <w:shd w:fill="E7EDF2"/>
+            <w:shd w:fill="D9D9D9" w:val="clear"/>
           </w:tcPr>
           <w:p>
             <w:pPr>
@@ -1517,94 +1489,10 @@
       </w:pPr>
       <w:r>
         <w:rPr>
-          <w:rFonts w:ascii="Tahoma" w:hAnsi="Tahoma" w:eastAsia="Tahoma" w:cs="Tahoma"/>
-          <w:color w:val="000000"/>
+          <w:lang w:val="fa-IR" w:bidi="fa-IR"/>
           <w:rtl w:val="1"/>
-          <w:lang w:val="fa-IR" w:eastAsia="fa-IR" w:bidi="fa-IR"/>
-          <w:cs w:val="1"/>
-          <w:szCs w:val="22"/>
-        </w:rPr>
-        <w:t xml:space="preserve">قالب‌های </w:t>
-      </w:r>
-      <w:r>
-        <w:rPr>
-          <w:rFonts w:ascii="Tahoma" w:hAnsi="Tahoma" w:eastAsia="Tahoma" w:cs="Tahoma"/>
-          <w:color w:val="000000"/>
-          <w:rtl w:val="0"/>
-          <w:lang w:val="en-US" w:eastAsia="fa-IR" w:bidi="fa-IR"/>
-        </w:rPr>
-        <w:t>‎classic‎</w:t>
-      </w:r>
-      <w:r>
-        <w:rPr>
-          <w:rFonts w:ascii="Tahoma" w:hAnsi="Tahoma" w:eastAsia="Tahoma" w:cs="Tahoma"/>
-          <w:color w:val="000000"/>
-          <w:rtl w:val="1"/>
-          <w:lang w:val="fa-IR" w:eastAsia="fa-IR" w:bidi="fa-IR"/>
-          <w:cs w:val="1"/>
-          <w:szCs w:val="22"/>
-        </w:rPr>
-        <w:t xml:space="preserve"> و </w:t>
-      </w:r>
-      <w:r>
-        <w:rPr>
-          <w:rFonts w:ascii="Tahoma" w:hAnsi="Tahoma" w:eastAsia="Tahoma" w:cs="Tahoma"/>
-          <w:color w:val="000000"/>
-          <w:rtl w:val="0"/>
-          <w:lang w:val="en-US" w:eastAsia="fa-IR" w:bidi="fa-IR"/>
-        </w:rPr>
-        <w:t>‎compact‎</w:t>
-      </w:r>
-      <w:r>
-        <w:rPr>
-          <w:rFonts w:ascii="Tahoma" w:hAnsi="Tahoma" w:eastAsia="Tahoma" w:cs="Tahoma"/>
-          <w:color w:val="000000"/>
-          <w:rtl w:val="1"/>
-          <w:lang w:val="fa-IR" w:eastAsia="fa-IR" w:bidi="fa-IR"/>
-          <w:cs w:val="1"/>
-          <w:szCs w:val="22"/>
-        </w:rPr>
-        <w:t xml:space="preserve"> روی </w:t>
-      </w:r>
-      <w:r>
-        <w:rPr>
-          <w:rFonts w:ascii="Tahoma" w:hAnsi="Tahoma" w:eastAsia="Tahoma" w:cs="Tahoma"/>
-          <w:color w:val="000000"/>
-          <w:rtl w:val="0"/>
-          <w:lang w:val="en-US" w:eastAsia="fa-IR" w:bidi="fa-IR"/>
-        </w:rPr>
-        <w:t>‎A4‎</w:t>
-      </w:r>
-      <w:r>
-        <w:rPr>
-          <w:rFonts w:ascii="Tahoma" w:hAnsi="Tahoma" w:eastAsia="Tahoma" w:cs="Tahoma"/>
-          <w:color w:val="000000"/>
-          <w:rtl w:val="1"/>
-          <w:lang w:val="fa-IR" w:eastAsia="fa-IR" w:bidi="fa-IR"/>
-          <w:cs w:val="1"/>
-          <w:szCs w:val="22"/>
-        </w:rPr>
-        <w:t xml:space="preserve"> عمودی هستند. </w:t>
-      </w:r>
-      <w:r>
-        <w:rPr>
-          <w:rFonts w:ascii="Tahoma" w:hAnsi="Tahoma" w:eastAsia="Tahoma" w:cs="Tahoma"/>
-          <w:color w:val="000000"/>
-          <w:rtl w:val="0"/>
-          <w:lang w:val="en-US" w:eastAsia="fa-IR" w:bidi="fa-IR"/>
-        </w:rPr>
-        <w:t>‎PDF‎</w:t>
-      </w:r>
-      <w:r>
-        <w:rPr>
-          <w:rFonts w:ascii="Tahoma" w:hAnsi="Tahoma" w:eastAsia="Tahoma" w:cs="Tahoma"/>
-          <w:color w:val="000000"/>
-          <w:rtl w:val="1"/>
-          <w:lang w:val="fa-IR" w:eastAsia="fa-IR" w:bidi="fa-IR"/>
-          <w:cs w:val="1"/>
-          <w:szCs w:val="22"/>
-        </w:rPr>
-        <w:t xml:space="preserve"> حرارتی عرض ۸۰ میلی‌متر و ارتفاع متغیر تا ۱۰۰۰ میلی‌متر در هر صفحه دارد. اندازه کاغذ مرورگر را درایور تعیین می‌کند. نمونه، سفارش واقعی، خروجی راست‌به‌چپ و چاپ کاغذی را پیش از خودکارسازی بررسی کنید.</w:t>
+        </w:rPr>
+        <w:t>قالب‌های ‎classic‎ و ‎compact‎ کاغذ ‎A4‎ و ‎classic-a5‎ کاغذ ‎A5‎ دارند. ‎thermal‎ و ‎thermal58‎ صفحات ۸۰ × ۲۹۷ و ۵۸ × ۲۹۷ میلی‌متری دارند. برچسب ارسال ‎A6‎ و فهرست بسته‌بندی ‎A4‎ است. کاغذ مرورگر تابع درایور است. برای ۵۸ میلی‌متر ‎QR‎ انتخاب و چاپ واقعی را آزمایش کنید.</w:t>
       </w:r>
     </w:p>
     <w:p>
@@ -2161,274 +2049,10 @@
       </w:pPr>
       <w:r>
         <w:rPr>
-          <w:rFonts w:ascii="Tahoma" w:hAnsi="Tahoma" w:eastAsia="Tahoma" w:cs="Tahoma"/>
-          <w:color w:val="000000"/>
+          <w:lang w:val="fa-IR" w:bidi="fa-IR"/>
           <w:rtl w:val="1"/>
-          <w:lang w:val="fa-IR" w:eastAsia="fa-IR" w:bidi="fa-IR"/>
-          <w:cs w:val="1"/>
-          <w:szCs w:val="22"/>
-        </w:rPr>
-        <w:t xml:space="preserve">قالب به </w:t>
-      </w:r>
-      <w:r>
-        <w:rPr>
-          <w:rFonts w:ascii="Courier New" w:hAnsi="Courier New" w:eastAsia="Courier New" w:cs="Courier New"/>
-          <w:color w:val="000000"/>
-          <w:rtl w:val="0"/>
-          <w:lang w:val="en-US" w:eastAsia="fa-IR" w:bidi="fa-IR"/>
-        </w:rPr>
-        <w:t>‎$invoice‎</w:t>
-      </w:r>
-      <w:r>
-        <w:rPr>
-          <w:rFonts w:ascii="Tahoma" w:hAnsi="Tahoma" w:eastAsia="Tahoma" w:cs="Tahoma"/>
-          <w:color w:val="000000"/>
-          <w:rtl w:val="1"/>
-          <w:lang w:val="fa-IR" w:eastAsia="fa-IR" w:bidi="fa-IR"/>
-          <w:cs w:val="1"/>
-          <w:szCs w:val="22"/>
-        </w:rPr>
-        <w:t xml:space="preserve"> و </w:t>
-      </w:r>
-      <w:r>
-        <w:rPr>
-          <w:rFonts w:ascii="Courier New" w:hAnsi="Courier New" w:eastAsia="Courier New" w:cs="Courier New"/>
-          <w:color w:val="000000"/>
-          <w:rtl w:val="0"/>
-          <w:lang w:val="en-US" w:eastAsia="fa-IR" w:bidi="fa-IR"/>
-        </w:rPr>
-        <w:t>‎$template‎</w:t>
-      </w:r>
-      <w:r>
-        <w:rPr>
-          <w:rFonts w:ascii="Tahoma" w:hAnsi="Tahoma" w:eastAsia="Tahoma" w:cs="Tahoma"/>
-          <w:color w:val="000000"/>
-          <w:rtl w:val="1"/>
-          <w:lang w:val="fa-IR" w:eastAsia="fa-IR" w:bidi="fa-IR"/>
-          <w:cs w:val="1"/>
-          <w:szCs w:val="22"/>
-        </w:rPr>
-        <w:t xml:space="preserve"> دسترسی دارد. محافظ </w:t>
-      </w:r>
-      <w:r>
-        <w:rPr>
-          <w:rFonts w:ascii="Tahoma" w:hAnsi="Tahoma" w:eastAsia="Tahoma" w:cs="Tahoma"/>
-          <w:color w:val="000000"/>
-          <w:rtl w:val="0"/>
-          <w:lang w:val="en-US" w:eastAsia="fa-IR" w:bidi="fa-IR"/>
-        </w:rPr>
-        <w:t>‎ABSPATH‎</w:t>
-      </w:r>
-      <w:r>
-        <w:rPr>
-          <w:rFonts w:ascii="Tahoma" w:hAnsi="Tahoma" w:eastAsia="Tahoma" w:cs="Tahoma"/>
-          <w:color w:val="000000"/>
-          <w:rtl w:val="1"/>
-          <w:lang w:val="fa-IR" w:eastAsia="fa-IR" w:bidi="fa-IR"/>
-          <w:cs w:val="1"/>
-          <w:szCs w:val="22"/>
-        </w:rPr>
-        <w:t xml:space="preserve">، اعلام </w:t>
-      </w:r>
-      <w:r>
-        <w:rPr>
-          <w:rFonts w:ascii="Tahoma" w:hAnsi="Tahoma" w:eastAsia="Tahoma" w:cs="Tahoma"/>
-          <w:color w:val="000000"/>
-          <w:rtl w:val="0"/>
-          <w:lang w:val="en-US" w:eastAsia="fa-IR" w:bidi="fa-IR"/>
-        </w:rPr>
-        <w:t>‎UTF-8‎</w:t>
-      </w:r>
-      <w:r>
-        <w:rPr>
-          <w:rFonts w:ascii="Tahoma" w:hAnsi="Tahoma" w:eastAsia="Tahoma" w:cs="Tahoma"/>
-          <w:color w:val="000000"/>
-          <w:rtl w:val="1"/>
-          <w:lang w:val="fa-IR" w:eastAsia="fa-IR" w:bidi="fa-IR"/>
-          <w:cs w:val="1"/>
-          <w:szCs w:val="22"/>
-        </w:rPr>
-        <w:t xml:space="preserve"> و برچسب زبان را نگه دارید. </w:t>
-      </w:r>
-      <w:r>
-        <w:rPr>
-          <w:rFonts w:ascii="Tahoma" w:hAnsi="Tahoma" w:eastAsia="Tahoma" w:cs="Tahoma"/>
-          <w:color w:val="000000"/>
-          <w:rtl w:val="0"/>
-          <w:lang w:val="en-US" w:eastAsia="fa-IR" w:bidi="fa-IR"/>
-        </w:rPr>
-        <w:t>‎dir‎</w:t>
-      </w:r>
-      <w:r>
-        <w:rPr>
-          <w:rFonts w:ascii="Tahoma" w:hAnsi="Tahoma" w:eastAsia="Tahoma" w:cs="Tahoma"/>
-          <w:color w:val="000000"/>
-          <w:rtl w:val="1"/>
-          <w:lang w:val="fa-IR" w:eastAsia="fa-IR" w:bidi="fa-IR"/>
-          <w:cs w:val="1"/>
-          <w:szCs w:val="22"/>
-        </w:rPr>
-        <w:t xml:space="preserve"> و </w:t>
-      </w:r>
-      <w:r>
-        <w:rPr>
-          <w:rFonts w:ascii="Tahoma" w:hAnsi="Tahoma" w:eastAsia="Tahoma" w:cs="Tahoma"/>
-          <w:color w:val="000000"/>
-          <w:rtl w:val="0"/>
-          <w:lang w:val="en-US" w:eastAsia="fa-IR" w:bidi="fa-IR"/>
-        </w:rPr>
-        <w:t>‎direction‎</w:t>
-      </w:r>
-      <w:r>
-        <w:rPr>
-          <w:rFonts w:ascii="Tahoma" w:hAnsi="Tahoma" w:eastAsia="Tahoma" w:cs="Tahoma"/>
-          <w:color w:val="000000"/>
-          <w:rtl w:val="1"/>
-          <w:lang w:val="fa-IR" w:eastAsia="fa-IR" w:bidi="fa-IR"/>
-          <w:cs w:val="1"/>
-          <w:szCs w:val="22"/>
-        </w:rPr>
-        <w:t xml:space="preserve"> را از </w:t>
-      </w:r>
-      <w:r>
-        <w:rPr>
-          <w:rFonts w:ascii="Courier New" w:hAnsi="Courier New" w:eastAsia="Courier New" w:cs="Courier New"/>
-          <w:color w:val="000000"/>
-          <w:rtl w:val="0"/>
-          <w:lang w:val="en-US" w:eastAsia="fa-IR" w:bidi="fa-IR"/>
-        </w:rPr>
-        <w:t>‎$invoice-&gt;rtl‎</w:t>
-      </w:r>
-      <w:r>
-        <w:rPr>
-          <w:rFonts w:ascii="Tahoma" w:hAnsi="Tahoma" w:eastAsia="Tahoma" w:cs="Tahoma"/>
-          <w:color w:val="000000"/>
-          <w:rtl w:val="1"/>
-          <w:lang w:val="fa-IR" w:eastAsia="fa-IR" w:bidi="fa-IR"/>
-          <w:cs w:val="1"/>
-          <w:szCs w:val="22"/>
-        </w:rPr>
-        <w:t xml:space="preserve"> تعیین و تراز و حاشیه‌ها را متناسب کنید. ایمیل، </w:t>
-      </w:r>
-      <w:r>
-        <w:rPr>
-          <w:rFonts w:ascii="Tahoma" w:hAnsi="Tahoma" w:eastAsia="Tahoma" w:cs="Tahoma"/>
-          <w:color w:val="000000"/>
-          <w:rtl w:val="0"/>
-          <w:lang w:val="en-US" w:eastAsia="fa-IR" w:bidi="fa-IR"/>
-        </w:rPr>
-        <w:t>‎SKU‎</w:t>
-      </w:r>
-      <w:r>
-        <w:rPr>
-          <w:rFonts w:ascii="Tahoma" w:hAnsi="Tahoma" w:eastAsia="Tahoma" w:cs="Tahoma"/>
-          <w:color w:val="000000"/>
-          <w:rtl w:val="1"/>
-          <w:lang w:val="fa-IR" w:eastAsia="fa-IR" w:bidi="fa-IR"/>
-          <w:cs w:val="1"/>
-          <w:szCs w:val="22"/>
-        </w:rPr>
-        <w:t xml:space="preserve"> و تلفن را در صورت نیاز </w:t>
-      </w:r>
-      <w:r>
-        <w:rPr>
-          <w:rFonts w:ascii="Tahoma" w:hAnsi="Tahoma" w:eastAsia="Tahoma" w:cs="Tahoma"/>
-          <w:color w:val="000000"/>
-          <w:rtl w:val="0"/>
-          <w:lang w:val="en-US" w:eastAsia="fa-IR" w:bidi="fa-IR"/>
-        </w:rPr>
-        <w:t>‎LTR‎</w:t>
-      </w:r>
-      <w:r>
-        <w:rPr>
-          <w:rFonts w:ascii="Tahoma" w:hAnsi="Tahoma" w:eastAsia="Tahoma" w:cs="Tahoma"/>
-          <w:color w:val="000000"/>
-          <w:rtl w:val="1"/>
-          <w:lang w:val="fa-IR" w:eastAsia="fa-IR" w:bidi="fa-IR"/>
-          <w:cs w:val="1"/>
-          <w:szCs w:val="22"/>
-        </w:rPr>
-        <w:t xml:space="preserve"> کنید. از </w:t>
-      </w:r>
-      <w:r>
-        <w:rPr>
-          <w:rFonts w:ascii="Tahoma" w:hAnsi="Tahoma" w:eastAsia="Tahoma" w:cs="Tahoma"/>
-          <w:color w:val="000000"/>
-          <w:rtl w:val="0"/>
-          <w:lang w:val="en-US" w:eastAsia="fa-IR" w:bidi="fa-IR"/>
-        </w:rPr>
-        <w:t>‎CSS‎</w:t>
-      </w:r>
-      <w:r>
-        <w:rPr>
-          <w:rFonts w:ascii="Tahoma" w:hAnsi="Tahoma" w:eastAsia="Tahoma" w:cs="Tahoma"/>
-          <w:color w:val="000000"/>
-          <w:rtl w:val="1"/>
-          <w:lang w:val="fa-IR" w:eastAsia="fa-IR" w:bidi="fa-IR"/>
-          <w:cs w:val="1"/>
-          <w:szCs w:val="22"/>
-        </w:rPr>
-        <w:t xml:space="preserve"> ساده سازگار با چاپ استفاده کنید. در قالب </w:t>
-      </w:r>
-      <w:r>
-        <w:rPr>
-          <w:rFonts w:ascii="Tahoma" w:hAnsi="Tahoma" w:eastAsia="Tahoma" w:cs="Tahoma"/>
-          <w:color w:val="000000"/>
-          <w:rtl w:val="0"/>
-          <w:lang w:val="en-US" w:eastAsia="fa-IR" w:bidi="fa-IR"/>
-        </w:rPr>
-        <w:t>‎80mm‎</w:t>
-      </w:r>
-      <w:r>
-        <w:rPr>
-          <w:rFonts w:ascii="Tahoma" w:hAnsi="Tahoma" w:eastAsia="Tahoma" w:cs="Tahoma"/>
-          <w:color w:val="000000"/>
-          <w:rtl w:val="1"/>
-          <w:lang w:val="fa-IR" w:eastAsia="fa-IR" w:bidi="fa-IR"/>
-          <w:cs w:val="1"/>
-          <w:szCs w:val="22"/>
-        </w:rPr>
-        <w:t xml:space="preserve">، نشانگر </w:t>
-      </w:r>
-      <w:r>
-        <w:rPr>
-          <w:rFonts w:ascii="Tahoma" w:hAnsi="Tahoma" w:eastAsia="Tahoma" w:cs="Tahoma"/>
-          <w:color w:val="000000"/>
-          <w:rtl w:val="0"/>
-          <w:lang w:val="en-US" w:eastAsia="fa-IR" w:bidi="fa-IR"/>
-        </w:rPr>
-        <w:t>‎class=‎</w:t>
-      </w:r>
-      <w:r>
-        <w:rPr>
-          <w:rFonts w:ascii="Tahoma" w:hAnsi="Tahoma" w:eastAsia="Tahoma" w:cs="Tahoma"/>
-          <w:color w:val="000000"/>
-          <w:rtl w:val="1"/>
-          <w:lang w:val="fa-IR" w:eastAsia="fa-IR" w:bidi="fa-IR"/>
-          <w:cs w:val="1"/>
-          <w:szCs w:val="22"/>
-        </w:rPr>
-        <w:t>"</w:t>
-      </w:r>
-      <w:r>
-        <w:rPr>
-          <w:rFonts w:ascii="Tahoma" w:hAnsi="Tahoma" w:eastAsia="Tahoma" w:cs="Tahoma"/>
-          <w:color w:val="000000"/>
-          <w:rtl w:val="0"/>
-          <w:lang w:val="en-US" w:eastAsia="fa-IR" w:bidi="fa-IR"/>
-        </w:rPr>
-        <w:t>‎item‎</w:t>
-      </w:r>
-      <w:r>
-        <w:rPr>
-          <w:rFonts w:ascii="Tahoma" w:hAnsi="Tahoma" w:eastAsia="Tahoma" w:cs="Tahoma"/>
-          <w:color w:val="000000"/>
-          <w:rtl w:val="1"/>
-          <w:lang w:val="fa-IR" w:eastAsia="fa-IR" w:bidi="fa-IR"/>
-          <w:cs w:val="1"/>
-          <w:szCs w:val="22"/>
-        </w:rPr>
-        <w:t>" برای محاسبه ارتفاع رسید حفظ شود.</w:t>
+        </w:rPr>
+        <w:t xml:space="preserve">قالب به ‎‎$invoice‎‎ و ‎‎$template‎‎ دسترسی دارد. محافظ ‎‎ABSPATH‎‎، اعلام ‎‎UTF-8‎‎ و برچسب زبان را نگه دارید. ‎‎dir‎‎ و ‎‎direction‎‎ را از ‎‎$invoice-&gt;rtl‎‎ تعیین و تراز و حاشیه‌ها را متناسب کنید. ایمیل، ‎‎SKU‎‎ و تلفن را در صورت نیاز ‎‎LTR‎‎ کنید. از ‎‎CSS‎‎ ساده سازگار با چاپ استفاده کنید. </w:t>
       </w:r>
     </w:p>
     <w:p>
@@ -2795,7 +2419,7 @@
               <w:left w:w="100" w:type="dxa"/>
               <w:right w:w="100" w:type="dxa"/>
             </w:tcMar>
-            <w:shd w:fill="E7EDF2"/>
+            <w:shd w:fill="D9D9D9" w:val="clear"/>
           </w:tcPr>
           <w:p>
             <w:pPr>
@@ -2829,7 +2453,7 @@
               <w:left w:w="100" w:type="dxa"/>
               <w:right w:w="100" w:type="dxa"/>
             </w:tcMar>
-            <w:shd w:fill="E7EDF2"/>
+            <w:shd w:fill="D9D9D9" w:val="clear"/>
           </w:tcPr>
           <w:p>
             <w:pPr>
@@ -2902,17 +2526,12 @@
           <w:p>
             <w:pPr>
               <w:bidi w:val="0"/>
-              <w:spacing w:after="0" w:line="269" w:lineRule="auto"/>
-              <w:jc w:val="left"/>
+              <w:jc w:val="start"/>
             </w:pPr>
             <w:r>
               <w:rPr>
-                <w:rFonts w:ascii="Courier New" w:hAnsi="Courier New" w:eastAsia="Courier New" w:cs="Courier New"/>
-                <w:b w:val="0"/>
-                <w:color w:val="000000"/>
-                <w:sz w:val="18"/>
+                <w:lang w:val="fa-IR" w:bidi="fa-IR"/>
                 <w:rtl w:val="0"/>
-                <w:lang w:val="en-US" w:eastAsia="fa-IR" w:bidi="fa-IR"/>
               </w:rPr>
               <w:t>id, number, date, paid_date, currency, status</w:t>
             </w:r>
@@ -3032,19 +2651,14 @@
           <w:p>
             <w:pPr>
               <w:bidi w:val="0"/>
-              <w:spacing w:after="0" w:line="269" w:lineRule="auto"/>
-              <w:jc w:val="left"/>
+              <w:jc w:val="start"/>
             </w:pPr>
             <w:r>
               <w:rPr>
-                <w:rFonts w:ascii="Courier New" w:hAnsi="Courier New" w:eastAsia="Courier New" w:cs="Courier New"/>
-                <w:b w:val="0"/>
-                <w:color w:val="000000"/>
-                <w:sz w:val="18"/>
+                <w:lang w:val="fa-IR" w:bidi="fa-IR"/>
                 <w:rtl w:val="0"/>
-                <w:lang w:val="en-US" w:eastAsia="fa-IR" w:bidi="fa-IR"/>
               </w:rPr>
-              <w:t>name, company, billing_address, shipping_address, phone, email</w:t>
+              <w:t>name, company, billing_address, shipping_address, phone, shipping_phone, email, recipient, billing_components</w:t>
             </w:r>
           </w:p>
         </w:tc>
@@ -3097,19 +2711,14 @@
           <w:p>
             <w:pPr>
               <w:bidi w:val="0"/>
-              <w:spacing w:after="0" w:line="269" w:lineRule="auto"/>
-              <w:jc w:val="left"/>
+              <w:jc w:val="start"/>
             </w:pPr>
             <w:r>
               <w:rPr>
-                <w:rFonts w:ascii="Courier New" w:hAnsi="Courier New" w:eastAsia="Courier New" w:cs="Courier New"/>
-                <w:b w:val="0"/>
-                <w:color w:val="000000"/>
-                <w:sz w:val="18"/>
+                <w:lang w:val="fa-IR" w:bidi="fa-IR"/>
                 <w:rtl w:val="0"/>
-                <w:lang w:val="en-US" w:eastAsia="fa-IR" w:bidi="fa-IR"/>
               </w:rPr>
-              <w:t>name, variation, sku, quantity, unit_price, subtotal, discount, tax, total</w:t>
+              <w:t>item_id, product_id, variation_id, name, variation, sku, quantity, refunded_quantity, weight, unit_price, subtotal, discount, tax, total</w:t>
             </w:r>
           </w:p>
         </w:tc>
@@ -3227,19 +2836,14 @@
           <w:p>
             <w:pPr>
               <w:bidi w:val="0"/>
-              <w:spacing w:after="0" w:line="269" w:lineRule="auto"/>
-              <w:jc w:val="left"/>
+              <w:jc w:val="start"/>
             </w:pPr>
             <w:r>
               <w:rPr>
-                <w:rFonts w:ascii="Courier New" w:hAnsi="Courier New" w:eastAsia="Courier New" w:cs="Courier New"/>
-                <w:b w:val="0"/>
-                <w:color w:val="000000"/>
-                <w:sz w:val="18"/>
+                <w:lang w:val="fa-IR" w:bidi="fa-IR"/>
                 <w:rtl w:val="0"/>
-                <w:lang w:val="en-US" w:eastAsia="fa-IR" w:bidi="fa-IR"/>
               </w:rPr>
-              <w:t>payment_method, shipping_method, note</w:t>
+              <w:t>payment_method, shipping_method, note, payment_confirmed, show_paid_date, show_shipping_phone, label_show_sender, document_codes</w:t>
             </w:r>
           </w:p>
         </w:tc>
@@ -3745,7 +3349,7 @@
               <w:left w:w="100" w:type="dxa"/>
               <w:right w:w="100" w:type="dxa"/>
             </w:tcMar>
-            <w:shd w:fill="E7EDF2"/>
+            <w:shd w:fill="D9D9D9" w:val="clear"/>
           </w:tcPr>
           <w:p>
             <w:pPr>
@@ -3779,7 +3383,7 @@
               <w:left w:w="100" w:type="dxa"/>
               <w:right w:w="100" w:type="dxa"/>
             </w:tcMar>
-            <w:shd w:fill="E7EDF2"/>
+            <w:shd w:fill="D9D9D9" w:val="clear"/>
           </w:tcPr>
           <w:p>
             <w:pPr>
@@ -5163,174 +4767,12 @@
       </w:pPr>
       <w:r>
         <w:rPr>
-          <w:rFonts w:ascii="Tahoma" w:hAnsi="Tahoma" w:eastAsia="Tahoma" w:cs="Tahoma"/>
+          <w:lang w:val="fa-IR" w:bidi="fa-IR" w:eastAsia="fa-IR"/>
           <w:color w:val="000000"/>
           <w:rtl w:val="1"/>
-          <w:lang w:val="fa-IR" w:eastAsia="fa-IR" w:bidi="fa-IR"/>
-          <w:cs w:val="1"/>
-          <w:szCs w:val="22"/>
-        </w:rPr>
-        <w:t xml:space="preserve">ثبت ارائه‌دهنده به‌تنهایی آن را قابل انتخاب نمی‌کند. تنظیمات، چاپ خودکار و </w:t>
-      </w:r>
-      <w:r>
-        <w:rPr>
-          <w:rFonts w:ascii="Tahoma" w:hAnsi="Tahoma" w:eastAsia="Tahoma" w:cs="Tahoma"/>
-          <w:color w:val="000000"/>
-          <w:rtl w:val="0"/>
-          <w:lang w:val="en-US" w:eastAsia="fa-IR" w:bidi="fa-IR"/>
-        </w:rPr>
-        <w:t>‎REST‎</w:t>
-      </w:r>
-      <w:r>
-        <w:rPr>
-          <w:rFonts w:ascii="Tahoma" w:hAnsi="Tahoma" w:eastAsia="Tahoma" w:cs="Tahoma"/>
-          <w:color w:val="000000"/>
-          <w:rtl w:val="1"/>
-          <w:lang w:val="fa-IR" w:eastAsia="fa-IR" w:bidi="fa-IR"/>
-          <w:cs w:val="1"/>
-          <w:szCs w:val="22"/>
-        </w:rPr>
-        <w:t xml:space="preserve"> </w:t>
-      </w:r>
-      <w:r>
-        <w:rPr>
-          <w:rFonts w:ascii="Courier New" w:hAnsi="Courier New" w:eastAsia="Courier New" w:cs="Courier New"/>
-          <w:color w:val="000000"/>
-          <w:rtl w:val="0"/>
-          <w:lang w:val="en-US" w:eastAsia="fa-IR" w:bidi="fa-IR"/>
-        </w:rPr>
-        <w:t>‎/print‎</w:t>
-      </w:r>
-      <w:r>
-        <w:rPr>
-          <w:rFonts w:ascii="Tahoma" w:hAnsi="Tahoma" w:eastAsia="Tahoma" w:cs="Tahoma"/>
-          <w:color w:val="000000"/>
-          <w:rtl w:val="1"/>
-          <w:lang w:val="fa-IR" w:eastAsia="fa-IR" w:bidi="fa-IR"/>
-          <w:cs w:val="1"/>
-          <w:szCs w:val="22"/>
-        </w:rPr>
-        <w:t xml:space="preserve"> به </w:t>
-      </w:r>
-      <w:r>
-        <w:rPr>
-          <w:rFonts w:ascii="Tahoma" w:hAnsi="Tahoma" w:eastAsia="Tahoma" w:cs="Tahoma"/>
-          <w:color w:val="000000"/>
-          <w:rtl w:val="0"/>
-          <w:lang w:val="en-US" w:eastAsia="fa-IR" w:bidi="fa-IR"/>
-        </w:rPr>
-        <w:t>‎PrintNode‎</w:t>
-      </w:r>
-      <w:r>
-        <w:rPr>
-          <w:rFonts w:ascii="Tahoma" w:hAnsi="Tahoma" w:eastAsia="Tahoma" w:cs="Tahoma"/>
-          <w:color w:val="000000"/>
-          <w:rtl w:val="1"/>
-          <w:lang w:val="fa-IR" w:eastAsia="fa-IR" w:bidi="fa-IR"/>
-          <w:cs w:val="1"/>
-          <w:szCs w:val="22"/>
-        </w:rPr>
-        <w:t xml:space="preserve"> متصل‌اند؛ </w:t>
-      </w:r>
-      <w:r>
-        <w:rPr>
-          <w:rFonts w:ascii="Courier New" w:hAnsi="Courier New" w:eastAsia="Courier New" w:cs="Courier New"/>
-          <w:color w:val="000000"/>
-          <w:rtl w:val="0"/>
-          <w:lang w:val="en-US" w:eastAsia="fa-IR" w:bidi="fa-IR"/>
-        </w:rPr>
-        <w:t>‎create_manual‎</w:t>
-      </w:r>
-      <w:r>
-        <w:rPr>
-          <w:rFonts w:ascii="Tahoma" w:hAnsi="Tahoma" w:eastAsia="Tahoma" w:cs="Tahoma"/>
-          <w:color w:val="000000"/>
-          <w:rtl w:val="1"/>
-          <w:lang w:val="fa-IR" w:eastAsia="fa-IR" w:bidi="fa-IR"/>
-          <w:cs w:val="1"/>
-          <w:szCs w:val="22"/>
-        </w:rPr>
-        <w:t xml:space="preserve"> فقط </w:t>
-      </w:r>
-      <w:r>
-        <w:rPr>
-          <w:rFonts w:ascii="Tahoma" w:hAnsi="Tahoma" w:eastAsia="Tahoma" w:cs="Tahoma"/>
-          <w:color w:val="000000"/>
-          <w:rtl w:val="0"/>
-          <w:lang w:val="en-US" w:eastAsia="fa-IR" w:bidi="fa-IR"/>
-        </w:rPr>
-        <w:t>‎browser‎</w:t>
-      </w:r>
-      <w:r>
-        <w:rPr>
-          <w:rFonts w:ascii="Tahoma" w:hAnsi="Tahoma" w:eastAsia="Tahoma" w:cs="Tahoma"/>
-          <w:color w:val="000000"/>
-          <w:rtl w:val="1"/>
-          <w:lang w:val="fa-IR" w:eastAsia="fa-IR" w:bidi="fa-IR"/>
-          <w:cs w:val="1"/>
-          <w:szCs w:val="22"/>
-        </w:rPr>
-        <w:t xml:space="preserve"> و </w:t>
-      </w:r>
-      <w:r>
-        <w:rPr>
-          <w:rFonts w:ascii="Tahoma" w:hAnsi="Tahoma" w:eastAsia="Tahoma" w:cs="Tahoma"/>
-          <w:color w:val="000000"/>
-          <w:rtl w:val="0"/>
-          <w:lang w:val="en-US" w:eastAsia="fa-IR" w:bidi="fa-IR"/>
-        </w:rPr>
-        <w:t>‎printnode‎</w:t>
-      </w:r>
-      <w:r>
-        <w:rPr>
-          <w:rFonts w:ascii="Tahoma" w:hAnsi="Tahoma" w:eastAsia="Tahoma" w:cs="Tahoma"/>
-          <w:color w:val="000000"/>
-          <w:rtl w:val="1"/>
-          <w:lang w:val="fa-IR" w:eastAsia="fa-IR" w:bidi="fa-IR"/>
-          <w:cs w:val="1"/>
-          <w:szCs w:val="22"/>
-        </w:rPr>
-        <w:t xml:space="preserve"> می‌پذیرد. مقصد جدید به تغییر اعتبارسنجی، ساخت کار، تنظیمات، دسترسی و رابط و آزمون پردازشگر نیاز دارد. جایگزینی ورودی </w:t>
-      </w:r>
-      <w:r>
-        <w:rPr>
-          <w:rFonts w:ascii="Tahoma" w:hAnsi="Tahoma" w:eastAsia="Tahoma" w:cs="Tahoma"/>
-          <w:color w:val="000000"/>
-          <w:rtl w:val="0"/>
-          <w:lang w:val="en-US" w:eastAsia="fa-IR" w:bidi="fa-IR"/>
-        </w:rPr>
-        <w:t>‎printnode‎</w:t>
-      </w:r>
-      <w:r>
-        <w:rPr>
-          <w:rFonts w:ascii="Tahoma" w:hAnsi="Tahoma" w:eastAsia="Tahoma" w:cs="Tahoma"/>
-          <w:color w:val="000000"/>
-          <w:rtl w:val="1"/>
-          <w:lang w:val="fa-IR" w:eastAsia="fa-IR" w:bidi="fa-IR"/>
-          <w:cs w:val="1"/>
-          <w:szCs w:val="22"/>
-        </w:rPr>
-        <w:t xml:space="preserve"> نیز محدودیت شناسه چاپگر موجود را حفظ می‌کند. هوک عمومی جایگزینی </w:t>
-      </w:r>
-      <w:r>
-        <w:rPr>
-          <w:rFonts w:ascii="Tahoma" w:hAnsi="Tahoma" w:eastAsia="Tahoma" w:cs="Tahoma"/>
-          <w:color w:val="000000"/>
-          <w:rtl w:val="0"/>
-          <w:lang w:val="en-US" w:eastAsia="fa-IR" w:bidi="fa-IR"/>
-        </w:rPr>
-        <w:t>‎PDF‎</w:t>
-      </w:r>
-      <w:r>
-        <w:rPr>
-          <w:rFonts w:ascii="Tahoma" w:hAnsi="Tahoma" w:eastAsia="Tahoma" w:cs="Tahoma"/>
-          <w:color w:val="000000"/>
-          <w:rtl w:val="1"/>
-          <w:lang w:val="fa-IR" w:eastAsia="fa-IR" w:bidi="fa-IR"/>
-          <w:cs w:val="1"/>
-          <w:szCs w:val="22"/>
-        </w:rPr>
-        <w:t xml:space="preserve"> وجود ندارد.</w:t>
+          <w:rFonts w:ascii="Arial" w:hAnsi="Arial" w:eastAsia="Arial" w:cs="Arial"/>
+        </w:rPr>
+        <w:t>مقصدهای داخلی ‎browser‎، ‎cups‎ و ‎agent‎ هستند. ثبت ارائه‌دهنده ارسال مستقیم، تنظیمات یا گزینه انتخاب ایجاد نمی‌کند؛ اعتبارسنجی، رابط، ایجاد کار و آزمون‌ها را هم‌زمان توسعه دهید. عامل دریافت‌کننده از ‎AgentQueue‎ و ‎AgentController‎ استفاده می‌کند و از ‎PrintProviderInterface‎ پیروی نمی‌کند. هوک عمومی برای جایگزینی رندرکننده ‎PDF‎ وجود ندارد.</w:t>
       </w:r>
     </w:p>
     <w:p>
@@ -5340,134 +4782,12 @@
       </w:pPr>
       <w:r>
         <w:rPr>
-          <w:rFonts w:ascii="Tahoma" w:hAnsi="Tahoma" w:eastAsia="Tahoma" w:cs="Tahoma"/>
+          <w:lang w:val="fa-IR" w:bidi="fa-IR" w:eastAsia="fa-IR"/>
           <w:color w:val="000000"/>
           <w:rtl w:val="1"/>
-          <w:lang w:val="fa-IR" w:eastAsia="fa-IR" w:bidi="fa-IR"/>
-          <w:cs w:val="1"/>
-          <w:szCs w:val="22"/>
-        </w:rPr>
-        <w:t xml:space="preserve">فضای نام </w:t>
-      </w:r>
-      <w:r>
-        <w:rPr>
-          <w:rFonts w:ascii="Courier New" w:hAnsi="Courier New" w:eastAsia="Courier New" w:cs="Courier New"/>
-          <w:color w:val="000000"/>
-          <w:rtl w:val="0"/>
-          <w:lang w:val="en-US" w:eastAsia="fa-IR" w:bidi="fa-IR"/>
-        </w:rPr>
-        <w:t>‎/wp-json/wc-invoice-printer/v1‎</w:t>
-      </w:r>
-      <w:r>
-        <w:rPr>
-          <w:rFonts w:ascii="Tahoma" w:hAnsi="Tahoma" w:eastAsia="Tahoma" w:cs="Tahoma"/>
-          <w:color w:val="000000"/>
-          <w:rtl w:val="1"/>
-          <w:lang w:val="fa-IR" w:eastAsia="fa-IR" w:bidi="fa-IR"/>
-          <w:cs w:val="1"/>
-          <w:szCs w:val="22"/>
-        </w:rPr>
-        <w:t xml:space="preserve"> است. کاربر باید قابلیت لازم داشته باشد؛ درخواست مرورگر با کوکی به </w:t>
-      </w:r>
-      <w:r>
-        <w:rPr>
-          <w:rFonts w:ascii="Tahoma" w:hAnsi="Tahoma" w:eastAsia="Tahoma" w:cs="Tahoma"/>
-          <w:color w:val="000000"/>
-          <w:rtl w:val="0"/>
-          <w:lang w:val="en-US" w:eastAsia="fa-IR" w:bidi="fa-IR"/>
-        </w:rPr>
-        <w:t>‎X-WP-Nonce‎</w:t>
-      </w:r>
-      <w:r>
-        <w:rPr>
-          <w:rFonts w:ascii="Tahoma" w:hAnsi="Tahoma" w:eastAsia="Tahoma" w:cs="Tahoma"/>
-          <w:color w:val="000000"/>
-          <w:rtl w:val="1"/>
-          <w:lang w:val="fa-IR" w:eastAsia="fa-IR" w:bidi="fa-IR"/>
-          <w:cs w:val="1"/>
-          <w:szCs w:val="22"/>
-        </w:rPr>
-        <w:t xml:space="preserve"> از </w:t>
-      </w:r>
-      <w:r>
-        <w:rPr>
-          <w:rFonts w:ascii="Courier New" w:hAnsi="Courier New" w:eastAsia="Courier New" w:cs="Courier New"/>
-          <w:color w:val="000000"/>
-          <w:rtl w:val="0"/>
-          <w:lang w:val="en-US" w:eastAsia="fa-IR" w:bidi="fa-IR"/>
-        </w:rPr>
-        <w:t>‎wp_create_nonce('wp_rest')‎</w:t>
-      </w:r>
-      <w:r>
-        <w:rPr>
-          <w:rFonts w:ascii="Tahoma" w:hAnsi="Tahoma" w:eastAsia="Tahoma" w:cs="Tahoma"/>
-          <w:color w:val="000000"/>
-          <w:rtl w:val="1"/>
-          <w:lang w:val="fa-IR" w:eastAsia="fa-IR" w:bidi="fa-IR"/>
-          <w:cs w:val="1"/>
-          <w:szCs w:val="22"/>
-        </w:rPr>
-        <w:t xml:space="preserve"> نیاز دارد. </w:t>
-      </w:r>
-      <w:r>
-        <w:rPr>
-          <w:rFonts w:ascii="Courier New" w:hAnsi="Courier New" w:eastAsia="Courier New" w:cs="Courier New"/>
-          <w:color w:val="000000"/>
-          <w:rtl w:val="0"/>
-          <w:lang w:val="en-US" w:eastAsia="fa-IR" w:bidi="fa-IR"/>
-        </w:rPr>
-        <w:t>‎_locale=user‎</w:t>
-      </w:r>
-      <w:r>
-        <w:rPr>
-          <w:rFonts w:ascii="Tahoma" w:hAnsi="Tahoma" w:eastAsia="Tahoma" w:cs="Tahoma"/>
-          <w:color w:val="000000"/>
-          <w:rtl w:val="1"/>
-          <w:lang w:val="fa-IR" w:eastAsia="fa-IR" w:bidi="fa-IR"/>
-          <w:cs w:val="1"/>
-          <w:szCs w:val="22"/>
-        </w:rPr>
-        <w:t xml:space="preserve"> زبان کاربر را حفظ می‌کند. درخواست چاپ ۱ تا ۵۰ سفارش و ۱ تا ۲۰ نسخه، قالب ثبت‌شده و شناسه رشته‌ای عددی مثبت چاپگر می‌پذیرد. پاسخ </w:t>
-      </w:r>
-      <w:r>
-        <w:rPr>
-          <w:rFonts w:ascii="Tahoma" w:hAnsi="Tahoma" w:eastAsia="Tahoma" w:cs="Tahoma"/>
-          <w:color w:val="000000"/>
-          <w:rtl w:val="0"/>
-          <w:lang w:val="en-US" w:eastAsia="fa-IR" w:bidi="fa-IR"/>
-        </w:rPr>
-        <w:t>‎201‎</w:t>
-      </w:r>
-      <w:r>
-        <w:rPr>
-          <w:rFonts w:ascii="Tahoma" w:hAnsi="Tahoma" w:eastAsia="Tahoma" w:cs="Tahoma"/>
-          <w:color w:val="000000"/>
-          <w:rtl w:val="1"/>
-          <w:lang w:val="fa-IR" w:eastAsia="fa-IR" w:bidi="fa-IR"/>
-          <w:cs w:val="1"/>
-          <w:szCs w:val="22"/>
-        </w:rPr>
-        <w:t xml:space="preserve"> یعنی در صف؛ تکرار دستی کار تازه می‌سازد. پیش از تکرار عملیات گروهی، </w:t>
-      </w:r>
-      <w:r>
-        <w:rPr>
-          <w:rFonts w:ascii="Courier New" w:hAnsi="Courier New" w:eastAsia="Courier New" w:cs="Courier New"/>
-          <w:color w:val="000000"/>
-          <w:rtl w:val="0"/>
-          <w:lang w:val="en-US" w:eastAsia="fa-IR" w:bidi="fa-IR"/>
-        </w:rPr>
-        <w:t>‎job_ids‎</w:t>
-      </w:r>
-      <w:r>
-        <w:rPr>
-          <w:rFonts w:ascii="Tahoma" w:hAnsi="Tahoma" w:eastAsia="Tahoma" w:cs="Tahoma"/>
-          <w:color w:val="000000"/>
-          <w:rtl w:val="1"/>
-          <w:lang w:val="fa-IR" w:eastAsia="fa-IR" w:bidi="fa-IR"/>
-          <w:cs w:val="1"/>
-          <w:szCs w:val="22"/>
-        </w:rPr>
-        <w:t xml:space="preserve"> خطا را بررسی کنید.</w:t>
+          <w:rFonts w:ascii="Arial" w:hAnsi="Arial" w:eastAsia="Arial" w:cs="Arial"/>
+        </w:rPr>
+        <w:t>مسیر ‎POST‎ /‎print‎ از ۱ تا ۵۰ شناسه سفارش، قالب ثبت‌شده و ۱ تا ۲۰ نسخه می‌پذیرد. برای ‎cups‎ نام دقیق صف ‎CUPS‎ و برای ‎agent‎ صف منطقی پیوندخورده را بفرستید. پاسخ 201 یعنی ورود به صف. احراز هویت کوکی به ‎REST‎ ‎nonce‎ نیاز دارد. درخواست دستی تکراری کار جدید می‌سازد؛ پیش از تکرار دسته ناقص، ‎job_ids‎ برگشتی را بررسی کنید.</w:t>
       </w:r>
     </w:p>
     <w:tbl>
@@ -5505,7 +4825,7 @@
               <w:left w:w="100" w:type="dxa"/>
               <w:right w:w="100" w:type="dxa"/>
             </w:tcMar>
-            <w:shd w:fill="E7EDF2"/>
+            <w:shd w:fill="D9D9D9" w:val="clear"/>
           </w:tcPr>
           <w:p>
             <w:pPr>
@@ -5539,7 +4859,7 @@
               <w:left w:w="100" w:type="dxa"/>
               <w:right w:w="100" w:type="dxa"/>
             </w:tcMar>
-            <w:shd w:fill="E7EDF2"/>
+            <w:shd w:fill="D9D9D9" w:val="clear"/>
           </w:tcPr>
           <w:p>
             <w:pPr>
@@ -6085,17 +5405,14 @@
         <w:pStyle w:val="Code"/>
         <w:keepNext/>
         <w:bidi w:val="0"/>
-        <w:jc w:val="left"/>
+        <w:jc w:val="start"/>
       </w:pPr>
       <w:r>
         <w:rPr>
-          <w:rFonts w:ascii="Courier New" w:hAnsi="Courier New" w:eastAsia="Courier New" w:cs="Courier New"/>
-          <w:color w:val="000000"/>
-          <w:sz w:val="18"/>
+          <w:lang w:val="fa-IR" w:bidi="fa-IR"/>
           <w:rtl w:val="0"/>
-          <w:lang w:val="en-US" w:eastAsia="fa-IR" w:bidi="fa-IR"/>
-        </w:rPr>
-        <w:t xml:space="preserve">  "provider_id": "printnode", "printer_id": "12345",</w:t>
+        </w:rPr>
+        <w:t xml:space="preserve">  "provider_id": "cups", "printer_id": "Office_A4",</w:t>
       </w:r>
     </w:p>
     <w:p>
@@ -6202,54 +5519,12 @@
       </w:pPr>
       <w:r>
         <w:rPr>
-          <w:rFonts w:ascii="Tahoma" w:hAnsi="Tahoma" w:eastAsia="Tahoma" w:cs="Tahoma"/>
+          <w:lang w:val="fa-IR" w:bidi="fa-IR" w:eastAsia="fa-IR"/>
           <w:color w:val="000000"/>
           <w:rtl w:val="1"/>
-          <w:lang w:val="fa-IR" w:eastAsia="fa-IR" w:bidi="fa-IR"/>
-          <w:cs w:val="1"/>
-          <w:szCs w:val="22"/>
-        </w:rPr>
-        <w:t xml:space="preserve">چاپ خودکار پیش‌فرض خاموش است. کلید را ذخیره یا بیرونی تنظیم کنید، اتصال را آزمایش، چاپگر </w:t>
-      </w:r>
-      <w:r>
-        <w:rPr>
-          <w:rFonts w:ascii="Tahoma" w:hAnsi="Tahoma" w:eastAsia="Tahoma" w:cs="Tahoma"/>
-          <w:color w:val="000000"/>
-          <w:rtl w:val="0"/>
-          <w:lang w:val="en-US" w:eastAsia="fa-IR" w:bidi="fa-IR"/>
-        </w:rPr>
-        <w:t>‎PrintNode‎</w:t>
-      </w:r>
-      <w:r>
-        <w:rPr>
-          <w:rFonts w:ascii="Tahoma" w:hAnsi="Tahoma" w:eastAsia="Tahoma" w:cs="Tahoma"/>
-          <w:color w:val="000000"/>
-          <w:rtl w:val="1"/>
-          <w:lang w:val="fa-IR" w:eastAsia="fa-IR" w:bidi="fa-IR"/>
-          <w:cs w:val="1"/>
-          <w:szCs w:val="22"/>
-        </w:rPr>
-        <w:t xml:space="preserve"> را تازه‌سازی و انتخاب، صفحه واقعی چاپ و سپس خودکارسازی را فعال کنید. کلاینت </w:t>
-      </w:r>
-      <w:r>
-        <w:rPr>
-          <w:rFonts w:ascii="Tahoma" w:hAnsi="Tahoma" w:eastAsia="Tahoma" w:cs="Tahoma"/>
-          <w:color w:val="000000"/>
-          <w:rtl w:val="0"/>
-          <w:lang w:val="en-US" w:eastAsia="fa-IR" w:bidi="fa-IR"/>
-        </w:rPr>
-        <w:t>‎PrintNode‎</w:t>
-      </w:r>
-      <w:r>
-        <w:rPr>
-          <w:rFonts w:ascii="Tahoma" w:hAnsi="Tahoma" w:eastAsia="Tahoma" w:cs="Tahoma"/>
-          <w:color w:val="000000"/>
-          <w:rtl w:val="1"/>
-          <w:lang w:val="fa-IR" w:eastAsia="fa-IR" w:bidi="fa-IR"/>
-          <w:cs w:val="1"/>
-          <w:szCs w:val="22"/>
-        </w:rPr>
-        <w:t xml:space="preserve"> باید روشن باشد. چاپ مرورگر کلید نمی‌خواهد و انتخاب دستگاه در گفت‌وگوی سیستم عامل انجام می‌شود.</w:t>
+          <w:rFonts w:ascii="Arial" w:hAnsi="Arial" w:eastAsia="Arial" w:cs="Arial"/>
+        </w:rPr>
+        <w:t>عامل چاپ محلی رایگان را روی ‎Windows‎، ‎Linux‎ یا ‎macOS‎ اجرا کنید. این برنامه با ‎HTTPS‎ به سایت وصل می‌شود و با هاست اشتراکی، ‎VPS‎ و سرور اختصاصی کار می‌کند. کاربری با نقش عامل چاپ و گذرواژه برنامه بسازید. شناسه کاربر و صف را اینجا پیوند دهید و همان صف را در عامل محلی تنظیم کنید. رایانه را روشن و بیدار نگه دارید. چاپ خودکار از عامل چاپ محلی یا سرور ‎CUPS‎ شما استفاده می‌کند. چاپ مرورگر از گفت‌وگوی چاپ استفاده می‌کند.</w:t>
       </w:r>
     </w:p>
     <w:p>
@@ -6259,94 +5534,10 @@
       </w:pPr>
       <w:r>
         <w:rPr>
-          <w:rFonts w:ascii="Tahoma" w:hAnsi="Tahoma" w:eastAsia="Tahoma" w:cs="Tahoma"/>
-          <w:color w:val="000000"/>
+          <w:lang w:val="fa-IR" w:bidi="fa-IR"/>
           <w:rtl w:val="1"/>
-          <w:lang w:val="fa-IR" w:eastAsia="fa-IR" w:bidi="fa-IR"/>
-          <w:cs w:val="1"/>
-          <w:szCs w:val="22"/>
-        </w:rPr>
-        <w:t xml:space="preserve">چاپ خودکار از </w:t>
-      </w:r>
-      <w:r>
-        <w:rPr>
-          <w:rFonts w:ascii="Courier New" w:hAnsi="Courier New" w:eastAsia="Courier New" w:cs="Courier New"/>
-          <w:color w:val="000000"/>
-          <w:rtl w:val="0"/>
-          <w:lang w:val="en-US" w:eastAsia="fa-IR" w:bidi="fa-IR"/>
-        </w:rPr>
-        <w:t>‎woocommerce_payment_complete‎</w:t>
-      </w:r>
-      <w:r>
-        <w:rPr>
-          <w:rFonts w:ascii="Tahoma" w:hAnsi="Tahoma" w:eastAsia="Tahoma" w:cs="Tahoma"/>
-          <w:color w:val="000000"/>
-          <w:rtl w:val="1"/>
-          <w:lang w:val="fa-IR" w:eastAsia="fa-IR" w:bidi="fa-IR"/>
-          <w:cs w:val="1"/>
-          <w:szCs w:val="22"/>
-        </w:rPr>
-        <w:t xml:space="preserve"> و مسیر جایگزین وضعیت پرداخت استفاده می‌کند. فعال‌بودن، </w:t>
-      </w:r>
-      <w:r>
-        <w:rPr>
-          <w:rFonts w:ascii="Courier New" w:hAnsi="Courier New" w:eastAsia="Courier New" w:cs="Courier New"/>
-          <w:color w:val="000000"/>
-          <w:rtl w:val="0"/>
-          <w:lang w:val="en-US" w:eastAsia="fa-IR" w:bidi="fa-IR"/>
-        </w:rPr>
-        <w:t>‎is_paid()‎</w:t>
-      </w:r>
-      <w:r>
-        <w:rPr>
-          <w:rFonts w:ascii="Tahoma" w:hAnsi="Tahoma" w:eastAsia="Tahoma" w:cs="Tahoma"/>
-          <w:color w:val="000000"/>
-          <w:rtl w:val="1"/>
-          <w:lang w:val="fa-IR" w:eastAsia="fa-IR" w:bidi="fa-IR"/>
-          <w:cs w:val="1"/>
-          <w:szCs w:val="22"/>
-        </w:rPr>
-        <w:t xml:space="preserve">، قالب، کلید و چاپگر معتبر لازم است؛ </w:t>
-      </w:r>
-      <w:r>
-        <w:rPr>
-          <w:rFonts w:ascii="Courier New" w:hAnsi="Courier New" w:eastAsia="Courier New" w:cs="Courier New"/>
-          <w:color w:val="000000"/>
-          <w:rtl w:val="0"/>
-          <w:lang w:val="en-US" w:eastAsia="fa-IR" w:bidi="fa-IR"/>
-        </w:rPr>
-        <w:t>‎wcip_automatic_print_eligible‎</w:t>
-      </w:r>
-      <w:r>
-        <w:rPr>
-          <w:rFonts w:ascii="Tahoma" w:hAnsi="Tahoma" w:eastAsia="Tahoma" w:cs="Tahoma"/>
-          <w:color w:val="000000"/>
-          <w:rtl w:val="1"/>
-          <w:lang w:val="fa-IR" w:eastAsia="fa-IR" w:bidi="fa-IR"/>
-          <w:cs w:val="1"/>
-          <w:szCs w:val="22"/>
-        </w:rPr>
-        <w:t xml:space="preserve"> می‌تواند مانع شود. درگاه آفلاین ممکن است پیش از دریافت پول </w:t>
-      </w:r>
-      <w:r>
-        <w:rPr>
-          <w:rFonts w:ascii="Tahoma" w:hAnsi="Tahoma" w:eastAsia="Tahoma" w:cs="Tahoma"/>
-          <w:color w:val="000000"/>
-          <w:rtl w:val="0"/>
-          <w:lang w:val="en-US" w:eastAsia="fa-IR" w:bidi="fa-IR"/>
-        </w:rPr>
-        <w:t>‎processing‎</w:t>
-      </w:r>
-      <w:r>
-        <w:rPr>
-          <w:rFonts w:ascii="Tahoma" w:hAnsi="Tahoma" w:eastAsia="Tahoma" w:cs="Tahoma"/>
-          <w:color w:val="000000"/>
-          <w:rtl w:val="1"/>
-          <w:lang w:val="fa-IR" w:eastAsia="fa-IR" w:bidi="fa-IR"/>
-          <w:cs w:val="1"/>
-          <w:szCs w:val="22"/>
-        </w:rPr>
-        <w:t xml:space="preserve"> بدهد. برای تکیه بر هوک پرداخت، فیلتر زیر را غیرفعال کنید و رفتار درگاه را بررسی کنید. فعال‌سازی سفارش‌های قبلی را چاپ نمی‌کند؛ خاموش‌کردن کارهای صف را لغو نمی‌کند.</w:t>
+        </w:rPr>
+        <w:t>سیاست پیش‌فرض به وضعیت پرداخت‌شده و تاریخ پرداخت ثبت‌شده نیاز دارد. روش‌های پرداخت هنگام تحویل، حواله و چک به سازگارکننده تأیید دریافت نیاز دارند؛ پرداخت جزئی نیز همین‌طور. پردازشگر پیش از ساخت سند و ارسال دوباره سیاست را بررسی می‌کند. تاریخ ایجاد ملاک نیست. رویداد و شناسایی محدود، مرز فعال‌سازی یا ارتقا را رعایت می‌کنند؛ سفارش قدیمی به پیش‌نمایش و انتخاب صریح نیاز دارد.</w:t>
       </w:r>
     </w:p>
     <w:p>
@@ -6379,114 +5570,12 @@
       </w:pPr>
       <w:r>
         <w:rPr>
-          <w:rFonts w:ascii="Tahoma" w:hAnsi="Tahoma" w:eastAsia="Tahoma" w:cs="Tahoma"/>
+          <w:lang w:val="fa-IR" w:bidi="fa-IR" w:eastAsia="fa-IR"/>
           <w:color w:val="000000"/>
           <w:rtl w:val="1"/>
-          <w:lang w:val="fa-IR" w:eastAsia="fa-IR" w:bidi="fa-IR"/>
-          <w:cs w:val="1"/>
-          <w:szCs w:val="22"/>
-        </w:rPr>
-        <w:t xml:space="preserve">کلید یکتا و استفاده مجدد از سابقه، یک کار خودکار برای هر سفارش را تضمین می‌کند. دستی قابل تکرار است. پردازشگر کار را اتمی تصاحب و پرداخت را پیش از ارسال بازبینی می‌کند. هوک </w:t>
-      </w:r>
-      <w:r>
-        <w:rPr>
-          <w:rFonts w:ascii="Courier New" w:hAnsi="Courier New" w:eastAsia="Courier New" w:cs="Courier New"/>
-          <w:color w:val="000000"/>
-          <w:rtl w:val="0"/>
-          <w:lang w:val="en-US" w:eastAsia="fa-IR" w:bidi="fa-IR"/>
-        </w:rPr>
-        <w:t>‎wcip_process_print_job‎</w:t>
-      </w:r>
-      <w:r>
-        <w:rPr>
-          <w:rFonts w:ascii="Tahoma" w:hAnsi="Tahoma" w:eastAsia="Tahoma" w:cs="Tahoma"/>
-          <w:color w:val="000000"/>
-          <w:rtl w:val="1"/>
-          <w:lang w:val="fa-IR" w:eastAsia="fa-IR" w:bidi="fa-IR"/>
-          <w:cs w:val="1"/>
-          <w:szCs w:val="22"/>
-        </w:rPr>
-        <w:t xml:space="preserve"> در گروه </w:t>
-      </w:r>
-      <w:r>
-        <w:rPr>
-          <w:rFonts w:ascii="Tahoma" w:hAnsi="Tahoma" w:eastAsia="Tahoma" w:cs="Tahoma"/>
-          <w:color w:val="000000"/>
-          <w:rtl w:val="0"/>
-          <w:lang w:val="en-US" w:eastAsia="fa-IR" w:bidi="fa-IR"/>
-        </w:rPr>
-        <w:t>‎wc-invoice-printer‎</w:t>
-      </w:r>
-      <w:r>
-        <w:rPr>
-          <w:rFonts w:ascii="Tahoma" w:hAnsi="Tahoma" w:eastAsia="Tahoma" w:cs="Tahoma"/>
-          <w:color w:val="000000"/>
-          <w:rtl w:val="1"/>
-          <w:lang w:val="fa-IR" w:eastAsia="fa-IR" w:bidi="fa-IR"/>
-          <w:cs w:val="1"/>
-          <w:szCs w:val="22"/>
-        </w:rPr>
-        <w:t xml:space="preserve"> با </w:t>
-      </w:r>
-      <w:r>
-        <w:rPr>
-          <w:rFonts w:ascii="Courier New" w:hAnsi="Courier New" w:eastAsia="Courier New" w:cs="Courier New"/>
-          <w:color w:val="000000"/>
-          <w:rtl w:val="0"/>
-          <w:lang w:val="en-US" w:eastAsia="fa-IR" w:bidi="fa-IR"/>
-        </w:rPr>
-        <w:t>‎job_id‎</w:t>
-      </w:r>
-      <w:r>
-        <w:rPr>
-          <w:rFonts w:ascii="Tahoma" w:hAnsi="Tahoma" w:eastAsia="Tahoma" w:cs="Tahoma"/>
-          <w:color w:val="000000"/>
-          <w:rtl w:val="1"/>
-          <w:lang w:val="fa-IR" w:eastAsia="fa-IR" w:bidi="fa-IR"/>
-          <w:cs w:val="1"/>
-          <w:szCs w:val="22"/>
-        </w:rPr>
-        <w:t xml:space="preserve"> اجرا می‌شود. بازیابی با نشانگر ذخیره‌شده هر بار تا ۱۰۰ کار را می‌سنجد؛ کار صف بدون اکشن را زمان‌بندی و </w:t>
-      </w:r>
-      <w:r>
-        <w:rPr>
-          <w:rFonts w:ascii="Tahoma" w:hAnsi="Tahoma" w:eastAsia="Tahoma" w:cs="Tahoma"/>
-          <w:color w:val="000000"/>
-          <w:rtl w:val="0"/>
-          <w:lang w:val="en-US" w:eastAsia="fa-IR" w:bidi="fa-IR"/>
-        </w:rPr>
-        <w:t>‎processing‎</w:t>
-      </w:r>
-      <w:r>
-        <w:rPr>
-          <w:rFonts w:ascii="Tahoma" w:hAnsi="Tahoma" w:eastAsia="Tahoma" w:cs="Tahoma"/>
-          <w:color w:val="000000"/>
-          <w:rtl w:val="1"/>
-          <w:lang w:val="fa-IR" w:eastAsia="fa-IR" w:bidi="fa-IR"/>
-          <w:cs w:val="1"/>
-          <w:szCs w:val="22"/>
-        </w:rPr>
-        <w:t xml:space="preserve"> بیش از ده دقیقه بدون اکشن زنده را </w:t>
-      </w:r>
-      <w:r>
-        <w:rPr>
-          <w:rFonts w:ascii="Tahoma" w:hAnsi="Tahoma" w:eastAsia="Tahoma" w:cs="Tahoma"/>
-          <w:color w:val="000000"/>
-          <w:rtl w:val="0"/>
-          <w:lang w:val="en-US" w:eastAsia="fa-IR" w:bidi="fa-IR"/>
-        </w:rPr>
-        <w:t>‎unknown‎</w:t>
-      </w:r>
-      <w:r>
-        <w:rPr>
-          <w:rFonts w:ascii="Tahoma" w:hAnsi="Tahoma" w:eastAsia="Tahoma" w:cs="Tahoma"/>
-          <w:color w:val="000000"/>
-          <w:rtl w:val="1"/>
-          <w:lang w:val="fa-IR" w:eastAsia="fa-IR" w:bidi="fa-IR"/>
-          <w:cs w:val="1"/>
-          <w:szCs w:val="22"/>
-        </w:rPr>
-        <w:t xml:space="preserve"> می‌کند.</w:t>
+          <w:rFonts w:ascii="Arial" w:hAnsi="Arial" w:eastAsia="Arial" w:cs="Arial"/>
+        </w:rPr>
+        <w:t>‎CUPS:‎ کلید یکتا و استفاده مجدد از سابقه، یک کار خودکار برای هر سفارش را تضمین می‌کند. دستی قابل تکرار است. پردازشگر کار را اتمی تصاحب و پرداخت را پیش از ارسال بازبینی می‌کند. هوک ‎‎wcip_process_print_job‎‎ در گروه ‎‎wc-invoice-printer‎‎ با ‎‎job_id‎‎ اجرا می‌شود. بازیابی با نشانگر ذخیره‌شده هر بار تا ۱۰۰ کار را می‌سنجد؛ کار صف بدون اکشن را زمان‌بندی و ‎‎processing‎‎ بیش از ده دقیقه بدون اکشن زنده را ‎‎unknown‎‎ می‌کند.</w:t>
       </w:r>
     </w:p>
     <w:tbl>
@@ -6524,7 +5613,7 @@
               <w:left w:w="100" w:type="dxa"/>
               <w:right w:w="100" w:type="dxa"/>
             </w:tcMar>
-            <w:shd w:fill="E7EDF2"/>
+            <w:shd w:fill="D9D9D9" w:val="clear"/>
           </w:tcPr>
           <w:p>
             <w:pPr>
@@ -6558,7 +5647,7 @@
               <w:left w:w="100" w:type="dxa"/>
               <w:right w:w="100" w:type="dxa"/>
             </w:tcMar>
-            <w:shd w:fill="E7EDF2"/>
+            <w:shd w:fill="D9D9D9" w:val="clear"/>
           </w:tcPr>
           <w:p>
             <w:pPr>
@@ -7174,94 +6263,12 @@
       </w:pPr>
       <w:r>
         <w:rPr>
-          <w:rFonts w:ascii="Tahoma" w:hAnsi="Tahoma" w:eastAsia="Tahoma" w:cs="Tahoma"/>
+          <w:lang w:val="fa-IR" w:bidi="fa-IR" w:eastAsia="fa-IR"/>
           <w:color w:val="000000"/>
           <w:rtl w:val="1"/>
-          <w:lang w:val="fa-IR" w:eastAsia="fa-IR" w:bidi="fa-IR"/>
-          <w:cs w:val="1"/>
-          <w:szCs w:val="22"/>
-        </w:rPr>
-        <w:t xml:space="preserve">زبان سایت فاکتورهای پس‌زمینه </w:t>
-      </w:r>
-      <w:r>
-        <w:rPr>
-          <w:rFonts w:ascii="Tahoma" w:hAnsi="Tahoma" w:eastAsia="Tahoma" w:cs="Tahoma"/>
-          <w:color w:val="000000"/>
-          <w:rtl w:val="0"/>
-          <w:lang w:val="en-US" w:eastAsia="fa-IR" w:bidi="fa-IR"/>
-        </w:rPr>
-        <w:t>‎PrintNode‎</w:t>
-      </w:r>
-      <w:r>
-        <w:rPr>
-          <w:rFonts w:ascii="Tahoma" w:hAnsi="Tahoma" w:eastAsia="Tahoma" w:cs="Tahoma"/>
-          <w:color w:val="000000"/>
-          <w:rtl w:val="1"/>
-          <w:lang w:val="fa-IR" w:eastAsia="fa-IR" w:bidi="fa-IR"/>
-          <w:cs w:val="1"/>
-          <w:szCs w:val="22"/>
-        </w:rPr>
-        <w:t xml:space="preserve">، حتی کار دستی صف‌شده را تعیین می‌کند. زبان پروفایل مدیر برای رابط، </w:t>
-      </w:r>
-      <w:r>
-        <w:rPr>
-          <w:rFonts w:ascii="Tahoma" w:hAnsi="Tahoma" w:eastAsia="Tahoma" w:cs="Tahoma"/>
-          <w:color w:val="000000"/>
-          <w:rtl w:val="0"/>
-          <w:lang w:val="en-US" w:eastAsia="fa-IR" w:bidi="fa-IR"/>
-        </w:rPr>
-        <w:t>‎REST‎</w:t>
-      </w:r>
-      <w:r>
-        <w:rPr>
-          <w:rFonts w:ascii="Tahoma" w:hAnsi="Tahoma" w:eastAsia="Tahoma" w:cs="Tahoma"/>
-          <w:color w:val="000000"/>
-          <w:rtl w:val="1"/>
-          <w:lang w:val="fa-IR" w:eastAsia="fa-IR" w:bidi="fa-IR"/>
-          <w:cs w:val="1"/>
-          <w:szCs w:val="22"/>
-        </w:rPr>
-        <w:t xml:space="preserve"> احرازشده و پیش‌نمایش مرورگر است. فارسی و عربی </w:t>
-      </w:r>
-      <w:r>
-        <w:rPr>
-          <w:rFonts w:ascii="Tahoma" w:hAnsi="Tahoma" w:eastAsia="Tahoma" w:cs="Tahoma"/>
-          <w:color w:val="000000"/>
-          <w:rtl w:val="0"/>
-          <w:lang w:val="en-US" w:eastAsia="fa-IR" w:bidi="fa-IR"/>
-        </w:rPr>
-        <w:t>‎RTL‎</w:t>
-      </w:r>
-      <w:r>
-        <w:rPr>
-          <w:rFonts w:ascii="Tahoma" w:hAnsi="Tahoma" w:eastAsia="Tahoma" w:cs="Tahoma"/>
-          <w:color w:val="000000"/>
-          <w:rtl w:val="1"/>
-          <w:lang w:val="fa-IR" w:eastAsia="fa-IR" w:bidi="fa-IR"/>
-          <w:cs w:val="1"/>
-          <w:szCs w:val="22"/>
-        </w:rPr>
-        <w:t xml:space="preserve"> هستند؛ دکمه </w:t>
-      </w:r>
-      <w:r>
-        <w:rPr>
-          <w:rFonts w:ascii="Tahoma" w:hAnsi="Tahoma" w:eastAsia="Tahoma" w:cs="Tahoma"/>
-          <w:color w:val="000000"/>
-          <w:rtl w:val="0"/>
-          <w:lang w:val="en-US" w:eastAsia="fa-IR" w:bidi="fa-IR"/>
-        </w:rPr>
-        <w:t>‎RTL‎</w:t>
-      </w:r>
-      <w:r>
-        <w:rPr>
-          <w:rFonts w:ascii="Tahoma" w:hAnsi="Tahoma" w:eastAsia="Tahoma" w:cs="Tahoma"/>
-          <w:color w:val="000000"/>
-          <w:rtl w:val="1"/>
-          <w:lang w:val="fa-IR" w:eastAsia="fa-IR" w:bidi="fa-IR"/>
-          <w:cs w:val="1"/>
-          <w:szCs w:val="22"/>
-        </w:rPr>
-        <w:t xml:space="preserve"> فقط جهت را عوض می‌کند. ترجمه برچسب و نمونه را تغییر می‌دهد، نه متن ذخیره‌شده محصول، مشتری، کسب‌وکار یا یادداشت.</w:t>
+          <w:rFonts w:ascii="Arial" w:hAnsi="Arial" w:eastAsia="Arial" w:cs="Arial"/>
+        </w:rPr>
+        <w:t>زبان سایت فاکتورهای پس‌زمینه ‎‎CUPS‎ / ‎agent‎‎، حتی کار دستی صف‌شده را تعیین می‌کند. زبان پروفایل مدیر برای رابط، ‎‎REST‎‎ احرازشده و پیش‌نمایش مرورگر است. فارسی و عربی ‎‎RTL‎‎ هستند؛ دکمه ‎‎RTL‎‎ فقط جهت را عوض می‌کند. ترجمه برچسب و نمونه را تغییر می‌دهد، نه متن ذخیره‌شده محصول، مشتری، کسب‌وکار یا یادداشت.</w:t>
       </w:r>
     </w:p>
     <w:tbl>
@@ -7300,7 +6307,7 @@
               <w:left w:w="100" w:type="dxa"/>
               <w:right w:w="100" w:type="dxa"/>
             </w:tcMar>
-            <w:shd w:fill="E7EDF2"/>
+            <w:shd w:fill="D9D9D9" w:val="clear"/>
           </w:tcPr>
           <w:p>
             <w:pPr>
@@ -7334,7 +6341,7 @@
               <w:left w:w="100" w:type="dxa"/>
               <w:right w:w="100" w:type="dxa"/>
             </w:tcMar>
-            <w:shd w:fill="E7EDF2"/>
+            <w:shd w:fill="D9D9D9" w:val="clear"/>
           </w:tcPr>
           <w:p>
             <w:pPr>
@@ -7368,7 +6375,7 @@
               <w:left w:w="100" w:type="dxa"/>
               <w:right w:w="100" w:type="dxa"/>
             </w:tcMar>
-            <w:shd w:fill="E7EDF2"/>
+            <w:shd w:fill="D9D9D9" w:val="clear"/>
           </w:tcPr>
           <w:p>
             <w:pPr>
@@ -9326,7 +8333,7 @@
           <w:rtl w:val="0"/>
           <w:lang w:val="en-US" w:eastAsia="fa-IR" w:bidi="fa-IR"/>
         </w:rPr>
-        <w:t>‎PrintNode‎</w:t>
+        <w:t>‎CUPS‎</w:t>
       </w:r>
       <w:r>
         <w:rPr>
@@ -9826,114 +8833,10 @@
       </w:pPr>
       <w:r>
         <w:rPr>
-          <w:rFonts w:ascii="Tahoma" w:hAnsi="Tahoma" w:eastAsia="Tahoma" w:cs="Tahoma"/>
-          <w:color w:val="000000"/>
+          <w:lang w:val="fa-IR" w:bidi="fa-IR"/>
           <w:rtl w:val="1"/>
-          <w:lang w:val="fa-IR" w:eastAsia="fa-IR" w:bidi="fa-IR"/>
-          <w:cs w:val="1"/>
-          <w:szCs w:val="22"/>
-        </w:rPr>
-        <w:t xml:space="preserve">کلید فقط سمت سرور باشد. رشته غیرخالی </w:t>
-      </w:r>
-      <w:r>
-        <w:rPr>
-          <w:rFonts w:ascii="Courier New" w:hAnsi="Courier New" w:eastAsia="Courier New" w:cs="Courier New"/>
-          <w:color w:val="000000"/>
-          <w:rtl w:val="0"/>
-          <w:lang w:val="en-US" w:eastAsia="fa-IR" w:bidi="fa-IR"/>
-        </w:rPr>
-        <w:t>‎WCIP_PRINTNODE_API_KEY‎</w:t>
-      </w:r>
-      <w:r>
-        <w:rPr>
-          <w:rFonts w:ascii="Tahoma" w:hAnsi="Tahoma" w:eastAsia="Tahoma" w:cs="Tahoma"/>
-          <w:color w:val="000000"/>
-          <w:rtl w:val="1"/>
-          <w:lang w:val="fa-IR" w:eastAsia="fa-IR" w:bidi="fa-IR"/>
-          <w:cs w:val="1"/>
-          <w:szCs w:val="22"/>
-        </w:rPr>
-        <w:t xml:space="preserve"> در </w:t>
-      </w:r>
-      <w:r>
-        <w:rPr>
-          <w:rFonts w:ascii="Tahoma" w:hAnsi="Tahoma" w:eastAsia="Tahoma" w:cs="Tahoma"/>
-          <w:color w:val="000000"/>
-          <w:rtl w:val="0"/>
-          <w:lang w:val="en-US" w:eastAsia="fa-IR" w:bidi="fa-IR"/>
-        </w:rPr>
-        <w:t>‎wp-config.php‎</w:t>
-      </w:r>
-      <w:r>
-        <w:rPr>
-          <w:rFonts w:ascii="Tahoma" w:hAnsi="Tahoma" w:eastAsia="Tahoma" w:cs="Tahoma"/>
-          <w:color w:val="000000"/>
-          <w:rtl w:val="1"/>
-          <w:lang w:val="fa-IR" w:eastAsia="fa-IR" w:bidi="fa-IR"/>
-          <w:cs w:val="1"/>
-          <w:szCs w:val="22"/>
-        </w:rPr>
-        <w:t xml:space="preserve"> بر کلید ذخیره‌شده مقدم است. کلید پایگاه داده رمزگذاری نشده و ممکن است در پشتیبان باشد؛ </w:t>
-      </w:r>
-      <w:r>
-        <w:rPr>
-          <w:rFonts w:ascii="Tahoma" w:hAnsi="Tahoma" w:eastAsia="Tahoma" w:cs="Tahoma"/>
-          <w:color w:val="000000"/>
-          <w:rtl w:val="0"/>
-          <w:lang w:val="en-US" w:eastAsia="fa-IR" w:bidi="fa-IR"/>
-        </w:rPr>
-        <w:t>‎REST‎</w:t>
-      </w:r>
-      <w:r>
-        <w:rPr>
-          <w:rFonts w:ascii="Tahoma" w:hAnsi="Tahoma" w:eastAsia="Tahoma" w:cs="Tahoma"/>
-          <w:color w:val="000000"/>
-          <w:rtl w:val="1"/>
-          <w:lang w:val="fa-IR" w:eastAsia="fa-IR" w:bidi="fa-IR"/>
-          <w:cs w:val="1"/>
-          <w:szCs w:val="22"/>
-        </w:rPr>
-        <w:t xml:space="preserve"> آن را نمی‌دهد. </w:t>
-      </w:r>
-      <w:r>
-        <w:rPr>
-          <w:rFonts w:ascii="Tahoma" w:hAnsi="Tahoma" w:eastAsia="Tahoma" w:cs="Tahoma"/>
-          <w:color w:val="000000"/>
-          <w:rtl w:val="0"/>
-          <w:lang w:val="en-US" w:eastAsia="fa-IR" w:bidi="fa-IR"/>
-        </w:rPr>
-        <w:t>‎PrintNode‎</w:t>
-      </w:r>
-      <w:r>
-        <w:rPr>
-          <w:rFonts w:ascii="Tahoma" w:hAnsi="Tahoma" w:eastAsia="Tahoma" w:cs="Tahoma"/>
-          <w:color w:val="000000"/>
-          <w:rtl w:val="1"/>
-          <w:lang w:val="fa-IR" w:eastAsia="fa-IR" w:bidi="fa-IR"/>
-          <w:cs w:val="1"/>
-          <w:szCs w:val="22"/>
-        </w:rPr>
-        <w:t xml:space="preserve"> داده مشتری داخل </w:t>
-      </w:r>
-      <w:r>
-        <w:rPr>
-          <w:rFonts w:ascii="Tahoma" w:hAnsi="Tahoma" w:eastAsia="Tahoma" w:cs="Tahoma"/>
-          <w:color w:val="000000"/>
-          <w:rtl w:val="0"/>
-          <w:lang w:val="en-US" w:eastAsia="fa-IR" w:bidi="fa-IR"/>
-        </w:rPr>
-        <w:t>‎PDF‎</w:t>
-      </w:r>
-      <w:r>
-        <w:rPr>
-          <w:rFonts w:ascii="Tahoma" w:hAnsi="Tahoma" w:eastAsia="Tahoma" w:cs="Tahoma"/>
-          <w:color w:val="000000"/>
-          <w:rtl w:val="1"/>
-          <w:lang w:val="fa-IR" w:eastAsia="fa-IR" w:bidi="fa-IR"/>
-          <w:cs w:val="1"/>
-          <w:szCs w:val="22"/>
-        </w:rPr>
-        <w:t xml:space="preserve"> را دریافت می‌کند. فایل موقت خصوصی پس از پردازش پاک می‌شود؛ از ثبت اطلاعات حساس خودداری کنید.</w:t>
+        </w:rPr>
+        <w:t>با تنظیم متن غیرخالی در ‎WCIP_CUPS_PASSWORD‎، فیلد رمز در تنظیمات قفل می‌شود. رمز ذخیره‌شده هرگز نمایش داده یا به مرورگر برگردانده نمی‌شود. هنگام انتخاب این مقصد، ‎PDF‎ حاوی اطلاعات مشتری فقط به سرور ‎CUPS‎ تنظیم‌شده شما ارسال می‌شود.</w:t>
       </w:r>
     </w:p>
     <w:p>
@@ -9945,172 +8848,34 @@
         <w:rPr>
           <w:rFonts w:ascii="Tahoma" w:hAnsi="Tahoma" w:eastAsia="Tahoma" w:cs="Tahoma"/>
           <w:color w:val="000000"/>
-          <w:rtl w:val="1"/>
+          <w:rtl/>
           <w:lang w:val="fa-IR" w:eastAsia="fa-IR" w:bidi="fa-IR"/>
           <w:cs w:val="1"/>
           <w:szCs w:val="22"/>
         </w:rPr>
-        <w:t>جدول {</w:t>
-      </w:r>
-      <w:r>
-        <w:rPr>
-          <w:rFonts w:ascii="Courier New" w:hAnsi="Courier New" w:eastAsia="Courier New" w:cs="Courier New"/>
+        <w:t xml:space="preserve">جدول </w:t>
+      </w:r>
+      <w:r>
+        <w:rPr>
+          <w:rFonts w:ascii="Courier New" w:hAnsi="Courier New" w:eastAsia="Tahoma" w:cs="Tahoma"/>
           <w:color w:val="000000"/>
           <w:rtl w:val="0"/>
-          <w:lang w:val="en-US" w:eastAsia="fa-IR" w:bidi="fa-IR"/>
-        </w:rPr>
-        <w:t>‎$wpdb-&gt;prefix}wc_invoice_print_jobs‎</w:t>
+          <w:lang w:val="en-US" w:eastAsia="fa-IR" w:bidi="en-US"/>
+          <w:cs w:val="1"/>
+          <w:szCs w:val="22"/>
+        </w:rPr>
+        <w:t>‎wc_invoice_print_jobs‎</w:t>
       </w:r>
       <w:r>
         <w:rPr>
           <w:rFonts w:ascii="Tahoma" w:hAnsi="Tahoma" w:eastAsia="Tahoma" w:cs="Tahoma"/>
           <w:color w:val="000000"/>
-          <w:rtl w:val="1"/>
+          <w:rtl/>
           <w:lang w:val="fa-IR" w:eastAsia="fa-IR" w:bidi="fa-IR"/>
           <w:cs w:val="1"/>
           <w:szCs w:val="22"/>
         </w:rPr>
-        <w:t xml:space="preserve"> مرجع، وضعیت و تأیید را نگه می‌دارد، نه </w:t>
-      </w:r>
-      <w:r>
-        <w:rPr>
-          <w:rFonts w:ascii="Tahoma" w:hAnsi="Tahoma" w:eastAsia="Tahoma" w:cs="Tahoma"/>
-          <w:color w:val="000000"/>
-          <w:rtl w:val="0"/>
-          <w:lang w:val="en-US" w:eastAsia="fa-IR" w:bidi="fa-IR"/>
-        </w:rPr>
-        <w:t>‎PDF.‎</w:t>
-      </w:r>
-      <w:r>
-        <w:rPr>
-          <w:rFonts w:ascii="Tahoma" w:hAnsi="Tahoma" w:eastAsia="Tahoma" w:cs="Tahoma"/>
-          <w:color w:val="000000"/>
-          <w:rtl w:val="1"/>
-          <w:lang w:val="fa-IR" w:eastAsia="fa-IR" w:bidi="fa-IR"/>
-          <w:cs w:val="1"/>
-          <w:szCs w:val="22"/>
-        </w:rPr>
-        <w:t xml:space="preserve"> گزینه‌ها شامل </w:t>
-      </w:r>
-      <w:r>
-        <w:rPr>
-          <w:rFonts w:ascii="Courier New" w:hAnsi="Courier New" w:eastAsia="Courier New" w:cs="Courier New"/>
-          <w:color w:val="000000"/>
-          <w:rtl w:val="0"/>
-          <w:lang w:val="en-US" w:eastAsia="fa-IR" w:bidi="fa-IR"/>
-        </w:rPr>
-        <w:t>‎wcip_settings‎</w:t>
-      </w:r>
-      <w:r>
-        <w:rPr>
-          <w:rFonts w:ascii="Tahoma" w:hAnsi="Tahoma" w:eastAsia="Tahoma" w:cs="Tahoma"/>
-          <w:color w:val="000000"/>
-          <w:rtl w:val="1"/>
-          <w:lang w:val="fa-IR" w:eastAsia="fa-IR" w:bidi="fa-IR"/>
-          <w:cs w:val="1"/>
-          <w:szCs w:val="22"/>
-        </w:rPr>
-        <w:t xml:space="preserve">، </w:t>
-      </w:r>
-      <w:r>
-        <w:rPr>
-          <w:rFonts w:ascii="Courier New" w:hAnsi="Courier New" w:eastAsia="Courier New" w:cs="Courier New"/>
-          <w:color w:val="000000"/>
-          <w:rtl w:val="0"/>
-          <w:lang w:val="en-US" w:eastAsia="fa-IR" w:bidi="fa-IR"/>
-        </w:rPr>
-        <w:t>‎wcip_db_version‎</w:t>
-      </w:r>
-      <w:r>
-        <w:rPr>
-          <w:rFonts w:ascii="Tahoma" w:hAnsi="Tahoma" w:eastAsia="Tahoma" w:cs="Tahoma"/>
-          <w:color w:val="000000"/>
-          <w:rtl w:val="1"/>
-          <w:lang w:val="fa-IR" w:eastAsia="fa-IR" w:bidi="fa-IR"/>
-          <w:cs w:val="1"/>
-          <w:szCs w:val="22"/>
-        </w:rPr>
-        <w:t xml:space="preserve">، </w:t>
-      </w:r>
-      <w:r>
-        <w:rPr>
-          <w:rFonts w:ascii="Courier New" w:hAnsi="Courier New" w:eastAsia="Courier New" w:cs="Courier New"/>
-          <w:color w:val="000000"/>
-          <w:rtl w:val="0"/>
-          <w:lang w:val="en-US" w:eastAsia="fa-IR" w:bidi="fa-IR"/>
-        </w:rPr>
-        <w:t>‎wcip_capabilities_version‎</w:t>
-      </w:r>
-      <w:r>
-        <w:rPr>
-          <w:rFonts w:ascii="Tahoma" w:hAnsi="Tahoma" w:eastAsia="Tahoma" w:cs="Tahoma"/>
-          <w:color w:val="000000"/>
-          <w:rtl w:val="1"/>
-          <w:lang w:val="fa-IR" w:eastAsia="fa-IR" w:bidi="fa-IR"/>
-          <w:cs w:val="1"/>
-          <w:szCs w:val="22"/>
-        </w:rPr>
-        <w:t xml:space="preserve"> و </w:t>
-      </w:r>
-      <w:r>
-        <w:rPr>
-          <w:rFonts w:ascii="Courier New" w:hAnsi="Courier New" w:eastAsia="Courier New" w:cs="Courier New"/>
-          <w:color w:val="000000"/>
-          <w:rtl w:val="0"/>
-          <w:lang w:val="en-US" w:eastAsia="fa-IR" w:bidi="fa-IR"/>
-        </w:rPr>
-        <w:t>‎wcip_recovery_cursor‎</w:t>
-      </w:r>
-      <w:r>
-        <w:rPr>
-          <w:rFonts w:ascii="Tahoma" w:hAnsi="Tahoma" w:eastAsia="Tahoma" w:cs="Tahoma"/>
-          <w:color w:val="000000"/>
-          <w:rtl w:val="1"/>
-          <w:lang w:val="fa-IR" w:eastAsia="fa-IR" w:bidi="fa-IR"/>
-          <w:cs w:val="1"/>
-          <w:szCs w:val="22"/>
-        </w:rPr>
-        <w:t xml:space="preserve"> هستند. فعال‌سازی مهاجرت نسخه‌ای دارد. غیرفعال‌سازی اکشن را لغو و داده را حفظ می‌کند؛ فعال‌سازی مجدد صف را بازیابی می‌کند. حذف فقط با </w:t>
-      </w:r>
-      <w:r>
-        <w:rPr>
-          <w:rFonts w:ascii="Courier New" w:hAnsi="Courier New" w:eastAsia="Courier New" w:cs="Courier New"/>
-          <w:color w:val="000000"/>
-          <w:rtl w:val="0"/>
-          <w:lang w:val="en-US" w:eastAsia="fa-IR" w:bidi="fa-IR"/>
-        </w:rPr>
-        <w:t>‎wcip_delete_data_on_uninstall‎</w:t>
-      </w:r>
-      <w:r>
-        <w:rPr>
-          <w:rFonts w:ascii="Tahoma" w:hAnsi="Tahoma" w:eastAsia="Tahoma" w:cs="Tahoma"/>
-          <w:color w:val="000000"/>
-          <w:rtl w:val="1"/>
-          <w:lang w:val="fa-IR" w:eastAsia="fa-IR" w:bidi="fa-IR"/>
-          <w:cs w:val="1"/>
-          <w:szCs w:val="22"/>
-        </w:rPr>
-        <w:t xml:space="preserve"> داده را پاک می‌کند. تاریخچه محدودیت نگهداری خودکار ندارد؛ </w:t>
-      </w:r>
-      <w:r>
-        <w:rPr>
-          <w:rFonts w:ascii="Tahoma" w:hAnsi="Tahoma" w:eastAsia="Tahoma" w:cs="Tahoma"/>
-          <w:color w:val="000000"/>
-          <w:rtl w:val="0"/>
-          <w:lang w:val="en-US" w:eastAsia="fa-IR" w:bidi="fa-IR"/>
-        </w:rPr>
-        <w:t>‎multisite‎</w:t>
-      </w:r>
-      <w:r>
-        <w:rPr>
-          <w:rFonts w:ascii="Tahoma" w:hAnsi="Tahoma" w:eastAsia="Tahoma" w:cs="Tahoma"/>
-          <w:color w:val="000000"/>
-          <w:rtl w:val="1"/>
-          <w:lang w:val="fa-IR" w:eastAsia="fa-IR" w:bidi="fa-IR"/>
-          <w:cs w:val="1"/>
-          <w:szCs w:val="22"/>
-        </w:rPr>
-        <w:t xml:space="preserve"> آزمون مستقل می‌خواهد.</w:t>
+        <w:t xml:space="preserve"> مرجع، وضعیت و تأیید را نگه می‌دارد، نه ‎PDF.‎ گزینه‌ها شامل ‎wcip_settings‎، ‎wcip_db_version‎، ‎wcip_capabilities_version‎ و ‎wcip_recovery_cursor‎ هستند. فعال‌سازی مهاجرت نسخه‌ای دارد. غیرفعال‌سازی اکشن را لغو و داده را حفظ می‌کند؛ فعال‌سازی مجدد صف را بازیابی می‌کند. حذف فقط با ‎wcip_delete_data_on_uninstall‎ داده را پاک می‌کند. تاریخچه محدودیت نگهداری خودکار ندارد؛ ‎multisite‎ آزمون مستقل می‌خواهد.</w:t>
       </w:r>
     </w:p>
     <w:p>
@@ -10365,6 +9130,8 @@
           <w:rtl w:val="0"/>
           <w:lang w:val="en-US" w:eastAsia="fa-IR" w:bidi="fa-IR"/>
         </w:rPr>
+        <w:t># Database table: {$wpdb-&gt;prefix}wc_invoice_print_jobs</w:t>
+        <w:br/>
         <w:t>composer install --no-dev --prefer-dist --optimize-autoloader</w:t>
       </w:r>
     </w:p>
@@ -10398,214 +9165,12 @@
       </w:pPr>
       <w:r>
         <w:rPr>
-          <w:rFonts w:ascii="Tahoma" w:hAnsi="Tahoma" w:eastAsia="Tahoma" w:cs="Tahoma"/>
+          <w:lang w:val="fa-IR" w:bidi="fa-IR" w:eastAsia="fa-IR"/>
           <w:color w:val="000000"/>
           <w:rtl w:val="1"/>
-          <w:lang w:val="fa-IR" w:eastAsia="fa-IR" w:bidi="fa-IR"/>
-          <w:cs w:val="1"/>
-          <w:szCs w:val="22"/>
-        </w:rPr>
-        <w:t xml:space="preserve">برای صف متوقف، </w:t>
-      </w:r>
-      <w:r>
-        <w:rPr>
-          <w:rFonts w:ascii="Tahoma" w:hAnsi="Tahoma" w:eastAsia="Tahoma" w:cs="Tahoma"/>
-          <w:color w:val="000000"/>
-          <w:rtl w:val="0"/>
-          <w:lang w:val="en-US" w:eastAsia="fa-IR" w:bidi="fa-IR"/>
-        </w:rPr>
-        <w:t>‎Scheduled‎</w:t>
-      </w:r>
-      <w:r>
-        <w:rPr>
-          <w:rFonts w:ascii="Tahoma" w:hAnsi="Tahoma" w:eastAsia="Tahoma" w:cs="Tahoma"/>
-          <w:color w:val="000000"/>
-          <w:rtl w:val="1"/>
-          <w:lang w:val="fa-IR" w:eastAsia="fa-IR" w:bidi="fa-IR"/>
-          <w:cs w:val="1"/>
-          <w:szCs w:val="22"/>
-        </w:rPr>
-        <w:t xml:space="preserve"> </w:t>
-      </w:r>
-      <w:r>
-        <w:rPr>
-          <w:rFonts w:ascii="Tahoma" w:hAnsi="Tahoma" w:eastAsia="Tahoma" w:cs="Tahoma"/>
-          <w:color w:val="000000"/>
-          <w:rtl w:val="0"/>
-          <w:lang w:val="en-US" w:eastAsia="fa-IR" w:bidi="fa-IR"/>
-        </w:rPr>
-        <w:t>‎Actions‎</w:t>
-      </w:r>
-      <w:r>
-        <w:rPr>
-          <w:rFonts w:ascii="Tahoma" w:hAnsi="Tahoma" w:eastAsia="Tahoma" w:cs="Tahoma"/>
-          <w:color w:val="000000"/>
-          <w:rtl w:val="1"/>
-          <w:lang w:val="fa-IR" w:eastAsia="fa-IR" w:bidi="fa-IR"/>
-          <w:cs w:val="1"/>
-          <w:szCs w:val="22"/>
-        </w:rPr>
-        <w:t xml:space="preserve"> ووکامرس، گروه افزونه، </w:t>
-      </w:r>
-      <w:r>
-        <w:rPr>
-          <w:rFonts w:ascii="Tahoma" w:hAnsi="Tahoma" w:eastAsia="Tahoma" w:cs="Tahoma"/>
-          <w:color w:val="000000"/>
-          <w:rtl w:val="0"/>
-          <w:lang w:val="en-US" w:eastAsia="fa-IR" w:bidi="fa-IR"/>
-        </w:rPr>
-        <w:t>‎WP‎</w:t>
-      </w:r>
-      <w:r>
-        <w:rPr>
-          <w:rFonts w:ascii="Tahoma" w:hAnsi="Tahoma" w:eastAsia="Tahoma" w:cs="Tahoma"/>
-          <w:color w:val="000000"/>
-          <w:rtl w:val="1"/>
-          <w:lang w:val="fa-IR" w:eastAsia="fa-IR" w:bidi="fa-IR"/>
-          <w:cs w:val="1"/>
-          <w:szCs w:val="22"/>
-        </w:rPr>
-        <w:t xml:space="preserve"> </w:t>
-      </w:r>
-      <w:r>
-        <w:rPr>
-          <w:rFonts w:ascii="Tahoma" w:hAnsi="Tahoma" w:eastAsia="Tahoma" w:cs="Tahoma"/>
-          <w:color w:val="000000"/>
-          <w:rtl w:val="0"/>
-          <w:lang w:val="en-US" w:eastAsia="fa-IR" w:bidi="fa-IR"/>
-        </w:rPr>
-        <w:t>‎Cron‎</w:t>
-      </w:r>
-      <w:r>
-        <w:rPr>
-          <w:rFonts w:ascii="Tahoma" w:hAnsi="Tahoma" w:eastAsia="Tahoma" w:cs="Tahoma"/>
-          <w:color w:val="000000"/>
-          <w:rtl w:val="1"/>
-          <w:lang w:val="fa-IR" w:eastAsia="fa-IR" w:bidi="fa-IR"/>
-          <w:cs w:val="1"/>
-          <w:szCs w:val="22"/>
-        </w:rPr>
-        <w:t xml:space="preserve"> و </w:t>
-      </w:r>
-      <w:r>
-        <w:rPr>
-          <w:rFonts w:ascii="Tahoma" w:hAnsi="Tahoma" w:eastAsia="Tahoma" w:cs="Tahoma"/>
-          <w:color w:val="000000"/>
-          <w:rtl w:val="0"/>
-          <w:lang w:val="en-US" w:eastAsia="fa-IR" w:bidi="fa-IR"/>
-        </w:rPr>
-        <w:t>‎loopback‎</w:t>
-      </w:r>
-      <w:r>
-        <w:rPr>
-          <w:rFonts w:ascii="Tahoma" w:hAnsi="Tahoma" w:eastAsia="Tahoma" w:cs="Tahoma"/>
-          <w:color w:val="000000"/>
-          <w:rtl w:val="1"/>
-          <w:lang w:val="fa-IR" w:eastAsia="fa-IR" w:bidi="fa-IR"/>
-          <w:cs w:val="1"/>
-          <w:szCs w:val="22"/>
-        </w:rPr>
-        <w:t xml:space="preserve"> را بررسی کنید. برای خطای </w:t>
-      </w:r>
-      <w:r>
-        <w:rPr>
-          <w:rFonts w:ascii="Tahoma" w:hAnsi="Tahoma" w:eastAsia="Tahoma" w:cs="Tahoma"/>
-          <w:color w:val="000000"/>
-          <w:rtl w:val="0"/>
-          <w:lang w:val="en-US" w:eastAsia="fa-IR" w:bidi="fa-IR"/>
-        </w:rPr>
-        <w:t>‎PDF‎</w:t>
-      </w:r>
-      <w:r>
-        <w:rPr>
-          <w:rFonts w:ascii="Tahoma" w:hAnsi="Tahoma" w:eastAsia="Tahoma" w:cs="Tahoma"/>
-          <w:color w:val="000000"/>
-          <w:rtl w:val="1"/>
-          <w:lang w:val="fa-IR" w:eastAsia="fa-IR" w:bidi="fa-IR"/>
-          <w:cs w:val="1"/>
-          <w:szCs w:val="22"/>
-        </w:rPr>
-        <w:t xml:space="preserve"> وابستگی، افزونه </w:t>
-      </w:r>
-      <w:r>
-        <w:rPr>
-          <w:rFonts w:ascii="Tahoma" w:hAnsi="Tahoma" w:eastAsia="Tahoma" w:cs="Tahoma"/>
-          <w:color w:val="000000"/>
-          <w:rtl w:val="0"/>
-          <w:lang w:val="en-US" w:eastAsia="fa-IR" w:bidi="fa-IR"/>
-        </w:rPr>
-        <w:t>‎PHP‎</w:t>
-      </w:r>
-      <w:r>
-        <w:rPr>
-          <w:rFonts w:ascii="Tahoma" w:hAnsi="Tahoma" w:eastAsia="Tahoma" w:cs="Tahoma"/>
-          <w:color w:val="000000"/>
-          <w:rtl w:val="1"/>
-          <w:lang w:val="fa-IR" w:eastAsia="fa-IR" w:bidi="fa-IR"/>
-          <w:cs w:val="1"/>
-          <w:szCs w:val="22"/>
-        </w:rPr>
-        <w:t xml:space="preserve">، فونت، حافظه و مجوز موقت را بررسی کنید. چاپگر محلی در درایور و گفت‌وگوی مرورگر انتخاب می‌شود؛ تازه‌سازی فقط دستگاه </w:t>
-      </w:r>
-      <w:r>
-        <w:rPr>
-          <w:rFonts w:ascii="Tahoma" w:hAnsi="Tahoma" w:eastAsia="Tahoma" w:cs="Tahoma"/>
-          <w:color w:val="000000"/>
-          <w:rtl w:val="0"/>
-          <w:lang w:val="en-US" w:eastAsia="fa-IR" w:bidi="fa-IR"/>
-        </w:rPr>
-        <w:t>‎PrintNode‎</w:t>
-      </w:r>
-      <w:r>
-        <w:rPr>
-          <w:rFonts w:ascii="Tahoma" w:hAnsi="Tahoma" w:eastAsia="Tahoma" w:cs="Tahoma"/>
-          <w:color w:val="000000"/>
-          <w:rtl w:val="1"/>
-          <w:lang w:val="fa-IR" w:eastAsia="fa-IR" w:bidi="fa-IR"/>
-          <w:cs w:val="1"/>
-          <w:szCs w:val="22"/>
-        </w:rPr>
-        <w:t xml:space="preserve"> را می‌یابد. پیش از چاپ مجدد </w:t>
-      </w:r>
-      <w:r>
-        <w:rPr>
-          <w:rFonts w:ascii="Tahoma" w:hAnsi="Tahoma" w:eastAsia="Tahoma" w:cs="Tahoma"/>
-          <w:color w:val="000000"/>
-          <w:rtl w:val="0"/>
-          <w:lang w:val="en-US" w:eastAsia="fa-IR" w:bidi="fa-IR"/>
-        </w:rPr>
-        <w:t>‎unknown‎</w:t>
-      </w:r>
-      <w:r>
-        <w:rPr>
-          <w:rFonts w:ascii="Tahoma" w:hAnsi="Tahoma" w:eastAsia="Tahoma" w:cs="Tahoma"/>
-          <w:color w:val="000000"/>
-          <w:rtl w:val="1"/>
-          <w:lang w:val="fa-IR" w:eastAsia="fa-IR" w:bidi="fa-IR"/>
-          <w:cs w:val="1"/>
-          <w:szCs w:val="22"/>
-        </w:rPr>
-        <w:t xml:space="preserve"> یا </w:t>
-      </w:r>
-      <w:r>
-        <w:rPr>
-          <w:rFonts w:ascii="Tahoma" w:hAnsi="Tahoma" w:eastAsia="Tahoma" w:cs="Tahoma"/>
-          <w:color w:val="000000"/>
-          <w:rtl w:val="0"/>
-          <w:lang w:val="en-US" w:eastAsia="fa-IR" w:bidi="fa-IR"/>
-        </w:rPr>
-        <w:t>‎submitted‎</w:t>
-      </w:r>
-      <w:r>
-        <w:rPr>
-          <w:rFonts w:ascii="Tahoma" w:hAnsi="Tahoma" w:eastAsia="Tahoma" w:cs="Tahoma"/>
-          <w:color w:val="000000"/>
-          <w:rtl w:val="1"/>
-          <w:lang w:val="fa-IR" w:eastAsia="fa-IR" w:bidi="fa-IR"/>
-          <w:cs w:val="1"/>
-          <w:szCs w:val="22"/>
-        </w:rPr>
-        <w:t xml:space="preserve"> بدون کاغذ، سابقه سرویس و چاپگر را ببینید.</w:t>
+          <w:rFonts w:ascii="Arial" w:hAnsi="Arial" w:eastAsia="Arial" w:cs="Arial"/>
+        </w:rPr>
+        <w:t>برای صف عامل، آخرین اتصال، رایانه بیدار، ‎HTTPS‎، گذرواژه برنامه و یکسان بودن صف منطقی را بررسی کنید. برای ‎CUPS‎ زمان‌بندی، ‎WP‎ ‎Cron‎ و اتصال را بررسی کنید. پیش از تکرار کار نامعلوم، صف محلی، دفتر ثبت و کاغذ را ببینید. خطای ‎PDF‎ به بررسی افزونه‌های ‎PHP‎، فونت، حافظه و مجوز پوشه موقت نیاز دارد.</w:t>
       </w:r>
     </w:p>
     <w:p>
@@ -10679,7 +9244,7 @@
               <w:left w:w="100" w:type="dxa"/>
               <w:right w:w="100" w:type="dxa"/>
             </w:tcMar>
-            <w:shd w:fill="E7EDF2"/>
+            <w:shd w:fill="D9D9D9" w:val="clear"/>
           </w:tcPr>
           <w:p>
             <w:pPr>
@@ -10713,7 +9278,7 @@
               <w:left w:w="100" w:type="dxa"/>
               <w:right w:w="100" w:type="dxa"/>
             </w:tcMar>
-            <w:shd w:fill="E7EDF2"/>
+            <w:shd w:fill="D9D9D9" w:val="clear"/>
           </w:tcPr>
           <w:p>
             <w:pPr>
@@ -11280,9 +9845,1361 @@
         <w:spacing w:after="40"/>
       </w:pPr>
     </w:p>
+    <w:p>
+      <w:pPr>
+        <w:pStyle w:val="Heading1"/>
+        <w:bidi w:val="1"/>
+        <w:jc w:val="start"/>
+      </w:pPr>
+      <w:r>
+        <w:rPr>
+          <w:lang w:val="fa-IR" w:bidi="fa-IR"/>
+          <w:rtl w:val="1"/>
+        </w:rPr>
+        <w:t>عملیات و قراردادهای توسعه</w:t>
+      </w:r>
+    </w:p>
+    <w:p>
+      <w:pPr>
+        <w:bidi w:val="1"/>
+        <w:jc w:val="start"/>
+      </w:pPr>
+      <w:r>
+        <w:rPr>
+          <w:lang w:val="fa-IR" w:bidi="fa-IR"/>
+          <w:rtl w:val="1"/>
+        </w:rPr>
+        <w:t>پیش از انتخاب سفارش‌های قدیمی، فاکتورهای خودکار بدون کار را ببینید. پیش‌نمایش چاپ نمی‌کند. بازه ‎UTC‎ حداکثر ۳۱ روز است.</w:t>
+      </w:r>
+    </w:p>
+    <w:p>
+      <w:pPr>
+        <w:bidi w:val="1"/>
+        <w:jc w:val="start"/>
+      </w:pPr>
+      <w:r>
+        <w:rPr>
+          <w:lang w:val="fa-IR" w:bidi="fa-IR"/>
+          <w:rtl w:val="1"/>
+        </w:rPr>
+        <w:t>آماده‌سازی در ذخیره مستقل افزونه ثبت می‌شود. پرداخت، وضعیت و تاریخ‌های ‎WooCommerce‎ تغییر نمی‌کنند.</w:t>
+      </w:r>
+    </w:p>
+    <w:p>
+      <w:pPr>
+        <w:bidi w:val="1"/>
+        <w:jc w:val="start"/>
+      </w:pPr>
+      <w:r>
+        <w:rPr>
+          <w:lang w:val="fa-IR" w:bidi="fa-IR"/>
+          <w:rtl w:val="1"/>
+        </w:rPr>
+        <w:t>اسکنر صفحه‌کلیدی یا مرجع ناشناس را وارد کنید. اسکن به ورود نیاز دارد و چاپ فیزیکی را تأیید نمی‌کند.</w:t>
+      </w:r>
+    </w:p>
+    <w:p>
+      <w:pPr>
+        <w:bidi w:val="1"/>
+        <w:jc w:val="start"/>
+      </w:pPr>
+      <w:r>
+        <w:rPr>
+          <w:lang w:val="fa-IR" w:bidi="fa-IR"/>
+          <w:rtl w:val="1"/>
+        </w:rPr>
+        <w:t>خروجی پیش‌فرض خاموش است. مقصد باید امضای ‎HMAC‎، جلوگیری از بازپخش و رسید تکرارناپذیر را اجرا کند. پذیرش اثبات ارسال نیست. رمز پایگاه داده رمزگذاری نمی‌شود؛ از ‎WCIP_EXPORT_SIGNING_SECRET‎ استفاده کنید.</w:t>
+      </w:r>
+    </w:p>
+    <w:p>
+      <w:pPr>
+        <w:pStyle w:val="Code"/>
+        <w:bidi w:val="0"/>
+        <w:jc w:val="start"/>
+      </w:pPr>
+      <w:r>
+        <w:rPr>
+          <w:lang w:val="fa-IR" w:bidi="fa-IR"/>
+          <w:rtl w:val="0"/>
+        </w:rPr>
+        <w:t>1.4.0 · 2026-10-10 · c894eb05d2120a4bba09aa3500fe2842a0e48d74</w:t>
+      </w:r>
+    </w:p>
+    <w:p>
+      <w:pPr>
+        <w:pStyle w:val="Code"/>
+        <w:bidi w:val="0"/>
+        <w:jc w:val="start"/>
+      </w:pPr>
+      <w:r>
+        <w:rPr>
+          <w:lang w:val="fa-IR" w:bidi="fa-IR"/>
+          <w:rtl w:val="0"/>
+        </w:rPr>
+        <w:t>docs/operations.md · REMEDIATION_TRACEABILITY.md</w:t>
+      </w:r>
+    </w:p>
+    <w:tbl>
+      <w:tblPr>
+        <w:tblW w:type="auto" w:w="0"/>
+        <w:tblLook w:firstColumn="1" w:firstRow="1" w:lastColumn="0" w:lastRow="0" w:noHBand="0" w:noVBand="1" w:val="04A0"/>
+        <w:bidiVisual w:val="1"/>
+        <w:tblBorders>
+          <w:top w:val="single" w:sz="4" w:color="D9D9D9"/>
+          <w:left w:val="single" w:sz="4" w:color="D9D9D9"/>
+          <w:bottom w:val="single" w:sz="4" w:color="D9D9D9"/>
+          <w:right w:val="single" w:sz="4" w:color="D9D9D9"/>
+          <w:insideH w:val="single" w:sz="4" w:color="D9D9D9"/>
+          <w:insideV w:val="single" w:sz="4" w:color="D9D9D9"/>
+        </w:tblBorders>
+      </w:tblPr>
+      <w:tblGrid>
+        <w:gridCol w:w="5112"/>
+        <w:gridCol w:w="5112"/>
+      </w:tblGrid>
+      <w:tr>
+        <w:trPr>
+          <w:tblHeader/>
+          <w:cantSplit/>
+        </w:trPr>
+        <w:tc>
+          <w:tcPr>
+            <w:tcW w:type="dxa" w:w="5112"/>
+            <w:vAlign w:val="center"/>
+            <w:shd w:fill="D9D9D9" w:val="clear"/>
+          </w:tcPr>
+          <w:p>
+            <w:pPr>
+              <w:bidi w:val="1"/>
+              <w:spacing w:line="240" w:lineRule="auto" w:after="20"/>
+              <w:jc w:val="right"/>
+            </w:pPr>
+            <w:r>
+              <w:rPr>
+                <w:lang w:val="fa-IR" w:bidi="fa-IR"/>
+                <w:b/>
+                <w:sz w:val="20"/>
+                <w:rtl w:val="1"/>
+              </w:rPr>
+              <w:t>هوک</w:t>
+            </w:r>
+          </w:p>
+        </w:tc>
+        <w:tc>
+          <w:tcPr>
+            <w:tcW w:type="dxa" w:w="5112"/>
+            <w:vAlign w:val="center"/>
+            <w:shd w:fill="D9D9D9" w:val="clear"/>
+          </w:tcPr>
+          <w:p>
+            <w:pPr>
+              <w:bidi w:val="1"/>
+              <w:spacing w:line="240" w:lineRule="auto" w:after="20"/>
+              <w:jc w:val="right"/>
+            </w:pPr>
+            <w:r>
+              <w:rPr>
+                <w:lang w:val="fa-IR" w:bidi="fa-IR"/>
+                <w:b/>
+                <w:sz w:val="20"/>
+                <w:rtl w:val="1"/>
+              </w:rPr>
+              <w:t>نوع و آرگومان ها</w:t>
+            </w:r>
+          </w:p>
+        </w:tc>
+      </w:tr>
+      <w:tr>
+        <w:trPr>
+          <w:cantSplit/>
+        </w:trPr>
+        <w:tc>
+          <w:tcPr>
+            <w:tcW w:type="dxa" w:w="5112"/>
+            <w:vAlign w:val="center"/>
+          </w:tcPr>
+          <w:p>
+            <w:pPr>
+              <w:bidi w:val="0"/>
+              <w:spacing w:line="240" w:lineRule="auto" w:after="20"/>
+              <w:jc w:val="start"/>
+            </w:pPr>
+            <w:r>
+              <w:rPr>
+                <w:lang w:val="fa-IR" w:bidi="fa-IR"/>
+                <w:sz w:val="20"/>
+                <w:rtl w:val="0"/>
+              </w:rPr>
+              <w:t>wcip_payment_method_semantics</w:t>
+            </w:r>
+          </w:p>
+        </w:tc>
+        <w:tc>
+          <w:tcPr>
+            <w:tcW w:type="dxa" w:w="5112"/>
+            <w:vAlign w:val="center"/>
+          </w:tcPr>
+          <w:p>
+            <w:pPr>
+              <w:spacing w:line="240" w:lineRule="auto" w:after="20"/>
+            </w:pPr>
+            <w:r>
+              <w:rPr>
+                <w:sz w:val="20"/>
+              </w:rPr>
+              <w:t>string, WC_Order, gateway → string</w:t>
+            </w:r>
+          </w:p>
+        </w:tc>
+      </w:tr>
+      <w:tr>
+        <w:trPr>
+          <w:cantSplit/>
+        </w:trPr>
+        <w:tc>
+          <w:tcPr>
+            <w:tcW w:type="dxa" w:w="5112"/>
+            <w:vAlign w:val="center"/>
+          </w:tcPr>
+          <w:p>
+            <w:pPr>
+              <w:bidi w:val="0"/>
+              <w:spacing w:line="240" w:lineRule="auto" w:after="20"/>
+              <w:jc w:val="start"/>
+            </w:pPr>
+            <w:r>
+              <w:rPr>
+                <w:lang w:val="fa-IR" w:bidi="fa-IR"/>
+                <w:sz w:val="20"/>
+                <w:rtl w:val="0"/>
+              </w:rPr>
+              <w:t>wcip_payment_confirmed</w:t>
+            </w:r>
+          </w:p>
+        </w:tc>
+        <w:tc>
+          <w:tcPr>
+            <w:tcW w:type="dxa" w:w="5112"/>
+            <w:vAlign w:val="center"/>
+          </w:tcPr>
+          <w:p>
+            <w:pPr>
+              <w:spacing w:line="240" w:lineRule="auto" w:after="20"/>
+            </w:pPr>
+            <w:r>
+              <w:rPr>
+                <w:sz w:val="20"/>
+              </w:rPr>
+              <w:t>bool, WC_Order, semantics → bool</w:t>
+            </w:r>
+          </w:p>
+        </w:tc>
+      </w:tr>
+      <w:tr>
+        <w:trPr>
+          <w:cantSplit/>
+        </w:trPr>
+        <w:tc>
+          <w:tcPr>
+            <w:tcW w:type="dxa" w:w="5112"/>
+            <w:vAlign w:val="center"/>
+          </w:tcPr>
+          <w:p>
+            <w:pPr>
+              <w:bidi w:val="0"/>
+              <w:spacing w:line="240" w:lineRule="auto" w:after="20"/>
+              <w:jc w:val="start"/>
+            </w:pPr>
+            <w:r>
+              <w:rPr>
+                <w:lang w:val="fa-IR" w:bidi="fa-IR"/>
+                <w:sz w:val="20"/>
+                <w:rtl w:val="0"/>
+              </w:rPr>
+              <w:t>wcip_fulfillment_eligible</w:t>
+            </w:r>
+          </w:p>
+        </w:tc>
+        <w:tc>
+          <w:tcPr>
+            <w:tcW w:type="dxa" w:w="5112"/>
+            <w:vAlign w:val="center"/>
+          </w:tcPr>
+          <w:p>
+            <w:pPr>
+              <w:bidi w:val="0"/>
+              <w:spacing w:line="240" w:lineRule="auto" w:after="20"/>
+              <w:jc w:val="start"/>
+            </w:pPr>
+            <w:r>
+              <w:rPr>
+                <w:lang w:val="fa-IR" w:bidi="fa-IR"/>
+                <w:sz w:val="20"/>
+                <w:rtl w:val="0"/>
+              </w:rPr>
+              <w:t>bool, WC_Order → bool</w:t>
+            </w:r>
+          </w:p>
+        </w:tc>
+      </w:tr>
+      <w:tr>
+        <w:trPr>
+          <w:cantSplit/>
+        </w:trPr>
+        <w:tc>
+          <w:tcPr>
+            <w:tcW w:type="dxa" w:w="5112"/>
+            <w:vAlign w:val="center"/>
+          </w:tcPr>
+          <w:p>
+            <w:pPr>
+              <w:bidi w:val="0"/>
+              <w:spacing w:line="240" w:lineRule="auto" w:after="20"/>
+              <w:jc w:val="start"/>
+            </w:pPr>
+            <w:r>
+              <w:rPr>
+                <w:lang w:val="fa-IR" w:bidi="fa-IR"/>
+                <w:sz w:val="20"/>
+                <w:rtl w:val="0"/>
+              </w:rPr>
+              <w:t>wcip_recipient_data</w:t>
+            </w:r>
+          </w:p>
+        </w:tc>
+        <w:tc>
+          <w:tcPr>
+            <w:tcW w:type="dxa" w:w="5112"/>
+            <w:vAlign w:val="center"/>
+          </w:tcPr>
+          <w:p>
+            <w:pPr>
+              <w:bidi w:val="0"/>
+              <w:spacing w:line="240" w:lineRule="auto" w:after="20"/>
+              <w:jc w:val="start"/>
+            </w:pPr>
+            <w:r>
+              <w:rPr>
+                <w:lang w:val="fa-IR" w:bidi="fa-IR"/>
+                <w:sz w:val="20"/>
+                <w:rtl w:val="0"/>
+              </w:rPr>
+              <w:t>array, WC_Order → array</w:t>
+            </w:r>
+          </w:p>
+        </w:tc>
+      </w:tr>
+      <w:tr>
+        <w:trPr>
+          <w:cantSplit/>
+        </w:trPr>
+        <w:tc>
+          <w:tcPr>
+            <w:tcW w:type="dxa" w:w="5112"/>
+            <w:vAlign w:val="center"/>
+          </w:tcPr>
+          <w:p>
+            <w:pPr>
+              <w:bidi w:val="0"/>
+              <w:spacing w:line="240" w:lineRule="auto" w:after="20"/>
+              <w:jc w:val="start"/>
+            </w:pPr>
+            <w:r>
+              <w:rPr>
+                <w:lang w:val="fa-IR" w:bidi="fa-IR"/>
+                <w:sz w:val="20"/>
+                <w:rtl w:val="0"/>
+              </w:rPr>
+              <w:t>wcip_item_weight</w:t>
+            </w:r>
+          </w:p>
+        </w:tc>
+        <w:tc>
+          <w:tcPr>
+            <w:tcW w:type="dxa" w:w="5112"/>
+            <w:vAlign w:val="center"/>
+          </w:tcPr>
+          <w:p>
+            <w:pPr>
+              <w:spacing w:line="240" w:lineRule="auto" w:after="20"/>
+            </w:pPr>
+            <w:r>
+              <w:rPr>
+                <w:sz w:val="20"/>
+              </w:rPr>
+              <w:t>array, WC_Order_Item_Product, quantity → array</w:t>
+            </w:r>
+          </w:p>
+        </w:tc>
+      </w:tr>
+      <w:tr>
+        <w:trPr>
+          <w:cantSplit/>
+        </w:trPr>
+        <w:tc>
+          <w:tcPr>
+            <w:tcW w:type="dxa" w:w="5112"/>
+            <w:vAlign w:val="center"/>
+          </w:tcPr>
+          <w:p>
+            <w:pPr>
+              <w:bidi w:val="0"/>
+              <w:spacing w:line="240" w:lineRule="auto" w:after="20"/>
+              <w:jc w:val="start"/>
+            </w:pPr>
+            <w:r>
+              <w:rPr>
+                <w:lang w:val="fa-IR" w:bidi="fa-IR"/>
+                <w:sz w:val="20"/>
+                <w:rtl w:val="0"/>
+              </w:rPr>
+              <w:t>wcip_print_filter_query_args</w:t>
+            </w:r>
+          </w:p>
+        </w:tc>
+        <w:tc>
+          <w:tcPr>
+            <w:tcW w:type="dxa" w:w="5112"/>
+            <w:vAlign w:val="center"/>
+          </w:tcPr>
+          <w:p>
+            <w:pPr>
+              <w:bidi w:val="0"/>
+              <w:spacing w:line="240" w:lineRule="auto" w:after="20"/>
+              <w:jc w:val="start"/>
+            </w:pPr>
+            <w:r>
+              <w:rPr>
+                <w:lang w:val="fa-IR" w:bidi="fa-IR"/>
+                <w:sz w:val="20"/>
+                <w:rtl w:val="0"/>
+              </w:rPr>
+              <w:t>array → array</w:t>
+            </w:r>
+          </w:p>
+        </w:tc>
+      </w:tr>
+      <w:tr>
+        <w:trPr>
+          <w:cantSplit/>
+        </w:trPr>
+        <w:tc>
+          <w:tcPr>
+            <w:tcW w:type="dxa" w:w="5112"/>
+            <w:vAlign w:val="center"/>
+          </w:tcPr>
+          <w:p>
+            <w:pPr>
+              <w:bidi w:val="0"/>
+              <w:spacing w:line="240" w:lineRule="auto" w:after="20"/>
+              <w:jc w:val="start"/>
+            </w:pPr>
+            <w:r>
+              <w:rPr>
+                <w:lang w:val="fa-IR" w:bidi="fa-IR"/>
+                <w:sz w:val="20"/>
+                <w:rtl w:val="0"/>
+              </w:rPr>
+              <w:t>wcip_can_access_order</w:t>
+            </w:r>
+          </w:p>
+        </w:tc>
+        <w:tc>
+          <w:tcPr>
+            <w:tcW w:type="dxa" w:w="5112"/>
+            <w:vAlign w:val="center"/>
+          </w:tcPr>
+          <w:p>
+            <w:pPr>
+              <w:bidi w:val="0"/>
+              <w:spacing w:line="240" w:lineRule="auto" w:after="20"/>
+              <w:jc w:val="start"/>
+            </w:pPr>
+            <w:r>
+              <w:rPr>
+                <w:lang w:val="fa-IR" w:bidi="fa-IR"/>
+                <w:sz w:val="20"/>
+                <w:rtl w:val="0"/>
+              </w:rPr>
+              <w:t>bool, WC_Order, capability → bool</w:t>
+            </w:r>
+          </w:p>
+        </w:tc>
+      </w:tr>
+      <w:tr>
+        <w:trPr>
+          <w:cantSplit/>
+        </w:trPr>
+        <w:tc>
+          <w:tcPr>
+            <w:tcW w:type="dxa" w:w="5112"/>
+            <w:vAlign w:val="center"/>
+          </w:tcPr>
+          <w:p>
+            <w:pPr>
+              <w:bidi w:val="0"/>
+              <w:spacing w:line="240" w:lineRule="auto" w:after="20"/>
+              <w:jc w:val="start"/>
+            </w:pPr>
+            <w:r>
+              <w:rPr>
+                <w:lang w:val="fa-IR" w:bidi="fa-IR"/>
+                <w:sz w:val="20"/>
+                <w:rtl w:val="0"/>
+              </w:rPr>
+              <w:t>wcip_print_confirmed</w:t>
+            </w:r>
+          </w:p>
+        </w:tc>
+        <w:tc>
+          <w:tcPr>
+            <w:tcW w:type="dxa" w:w="5112"/>
+            <w:vAlign w:val="center"/>
+          </w:tcPr>
+          <w:p>
+            <w:pPr>
+              <w:bidi w:val="0"/>
+              <w:spacing w:line="240" w:lineRule="auto" w:after="20"/>
+              <w:jc w:val="start"/>
+            </w:pPr>
+            <w:r>
+              <w:rPr>
+                <w:lang w:val="fa-IR" w:bidi="fa-IR"/>
+                <w:sz w:val="20"/>
+                <w:rtl w:val="0"/>
+              </w:rPr>
+              <w:t>job array; after commit</w:t>
+            </w:r>
+          </w:p>
+        </w:tc>
+      </w:tr>
+      <w:tr>
+        <w:trPr>
+          <w:cantSplit/>
+        </w:trPr>
+        <w:tc>
+          <w:tcPr>
+            <w:tcW w:type="dxa" w:w="5112"/>
+            <w:vAlign w:val="center"/>
+          </w:tcPr>
+          <w:p>
+            <w:pPr>
+              <w:bidi w:val="0"/>
+              <w:spacing w:line="240" w:lineRule="auto" w:after="20"/>
+              <w:jc w:val="start"/>
+            </w:pPr>
+            <w:r>
+              <w:rPr>
+                <w:lang w:val="fa-IR" w:bidi="fa-IR"/>
+                <w:sz w:val="20"/>
+                <w:rtl w:val="0"/>
+              </w:rPr>
+              <w:t>wcip_fulfillment_changed</w:t>
+            </w:r>
+          </w:p>
+        </w:tc>
+        <w:tc>
+          <w:tcPr>
+            <w:tcW w:type="dxa" w:w="5112"/>
+            <w:vAlign w:val="center"/>
+          </w:tcPr>
+          <w:p>
+            <w:pPr>
+              <w:bidi w:val="0"/>
+              <w:spacing w:line="240" w:lineRule="auto" w:after="20"/>
+              <w:jc w:val="start"/>
+            </w:pPr>
+            <w:r>
+              <w:rPr>
+                <w:lang w:val="fa-IR" w:bidi="fa-IR"/>
+                <w:sz w:val="20"/>
+                <w:rtl w:val="0"/>
+              </w:rPr>
+              <w:t>state array, event string; after commit</w:t>
+            </w:r>
+          </w:p>
+        </w:tc>
+      </w:tr>
+      <w:tr>
+        <w:trPr>
+          <w:cantSplit/>
+        </w:trPr>
+        <w:tc>
+          <w:tcPr>
+            <w:tcW w:type="dxa" w:w="5112"/>
+            <w:vAlign w:val="center"/>
+          </w:tcPr>
+          <w:p>
+            <w:pPr>
+              <w:bidi w:val="0"/>
+              <w:spacing w:line="240" w:lineRule="auto" w:after="20"/>
+              <w:jc w:val="start"/>
+            </w:pPr>
+            <w:r>
+              <w:rPr>
+                <w:lang w:val="fa-IR" w:bidi="fa-IR"/>
+                <w:sz w:val="20"/>
+                <w:rtl w:val="0"/>
+              </w:rPr>
+              <w:t>wcip_export_adapter</w:t>
+            </w:r>
+          </w:p>
+        </w:tc>
+        <w:tc>
+          <w:tcPr>
+            <w:tcW w:type="dxa" w:w="5112"/>
+            <w:vAlign w:val="center"/>
+          </w:tcPr>
+          <w:p>
+            <w:pPr>
+              <w:bidi w:val="0"/>
+              <w:spacing w:line="240" w:lineRule="auto" w:after="20"/>
+              <w:jc w:val="start"/>
+            </w:pPr>
+            <w:r>
+              <w:rPr>
+                <w:lang w:val="fa-IR" w:bidi="fa-IR"/>
+                <w:sz w:val="20"/>
+                <w:rtl w:val="0"/>
+              </w:rPr>
+              <w:t>ExportAdapterInterface, SettingsRepository → adapter</w:t>
+            </w:r>
+          </w:p>
+        </w:tc>
+      </w:tr>
+      <w:tr>
+        <w:trPr>
+          <w:cantSplit/>
+        </w:trPr>
+        <w:tc>
+          <w:tcPr>
+            <w:tcW w:type="dxa" w:w="5112"/>
+            <w:vAlign w:val="center"/>
+          </w:tcPr>
+          <w:p>
+            <w:pPr>
+              <w:bidi w:val="0"/>
+              <w:spacing w:line="240" w:lineRule="auto" w:after="20"/>
+              <w:jc w:val="start"/>
+            </w:pPr>
+            <w:r>
+              <w:rPr>
+                <w:lang w:val="fa-IR" w:bidi="fa-IR"/>
+                <w:sz w:val="20"/>
+                <w:rtl w:val="0"/>
+              </w:rPr>
+              <w:t>wcip_export_payload</w:t>
+            </w:r>
+          </w:p>
+        </w:tc>
+        <w:tc>
+          <w:tcPr>
+            <w:tcW w:type="dxa" w:w="5112"/>
+            <w:vAlign w:val="center"/>
+          </w:tcPr>
+          <w:p>
+            <w:pPr>
+              <w:bidi w:val="0"/>
+              <w:spacing w:line="240" w:lineRule="auto" w:after="20"/>
+              <w:jc w:val="start"/>
+            </w:pPr>
+            <w:r>
+              <w:rPr>
+                <w:lang w:val="fa-IR" w:bidi="fa-IR"/>
+                <w:sz w:val="20"/>
+                <w:rtl w:val="0"/>
+              </w:rPr>
+              <w:t>array, WC_Order, package_id → array</w:t>
+            </w:r>
+          </w:p>
+        </w:tc>
+      </w:tr>
+    </w:tbl>
+    <w:p>
+      <w:pPr>
+        <w:spacing w:before="0" w:after="0" w:line="20" w:lineRule="exact"/>
+      </w:pPr>
+    </w:p>
+    <w:tbl>
+      <w:tblPr>
+        <w:tblW w:type="auto" w:w="0"/>
+        <w:tblLook w:firstColumn="1" w:firstRow="1" w:lastColumn="0" w:lastRow="0" w:noHBand="0" w:noVBand="1" w:val="04A0"/>
+        <w:bidiVisual w:val="1"/>
+        <w:tblBorders>
+          <w:top w:val="single" w:sz="4" w:color="D9D9D9"/>
+          <w:left w:val="single" w:sz="4" w:color="D9D9D9"/>
+          <w:bottom w:val="single" w:sz="4" w:color="D9D9D9"/>
+          <w:right w:val="single" w:sz="4" w:color="D9D9D9"/>
+          <w:insideH w:val="single" w:sz="4" w:color="D9D9D9"/>
+          <w:insideV w:val="single" w:sz="4" w:color="D9D9D9"/>
+        </w:tblBorders>
+      </w:tblPr>
+      <w:tblGrid>
+        <w:gridCol w:w="5112"/>
+        <w:gridCol w:w="5112"/>
+      </w:tblGrid>
+      <w:tr>
+        <w:trPr>
+          <w:tblHeader/>
+          <w:cantSplit/>
+        </w:trPr>
+        <w:tc>
+          <w:tcPr>
+            <w:tcW w:type="dxa" w:w="5112"/>
+            <w:vAlign w:val="center"/>
+            <w:shd w:fill="D9D9D9" w:val="clear"/>
+          </w:tcPr>
+          <w:p>
+            <w:pPr>
+              <w:bidi w:val="1"/>
+              <w:spacing w:line="240" w:lineRule="auto" w:after="20"/>
+              <w:jc w:val="right"/>
+            </w:pPr>
+            <w:r>
+              <w:rPr>
+                <w:lang w:val="fa-IR" w:bidi="fa-IR"/>
+                <w:b/>
+                <w:sz w:val="20"/>
+                <w:rtl w:val="1"/>
+              </w:rPr>
+              <w:t>روش و مسیر</w:t>
+            </w:r>
+          </w:p>
+        </w:tc>
+        <w:tc>
+          <w:tcPr>
+            <w:tcW w:type="dxa" w:w="5112"/>
+            <w:vAlign w:val="center"/>
+            <w:shd w:fill="D9D9D9" w:val="clear"/>
+          </w:tcPr>
+          <w:p>
+            <w:pPr>
+              <w:bidi w:val="1"/>
+              <w:spacing w:line="240" w:lineRule="auto" w:after="20"/>
+              <w:jc w:val="right"/>
+            </w:pPr>
+            <w:r>
+              <w:rPr>
+                <w:lang w:val="fa-IR" w:bidi="fa-IR"/>
+                <w:b/>
+                <w:sz w:val="20"/>
+                <w:rtl w:val="1"/>
+              </w:rPr>
+              <w:t>قابلیت لازم</w:t>
+            </w:r>
+          </w:p>
+        </w:tc>
+      </w:tr>
+      <w:tr>
+        <w:trPr>
+          <w:cantSplit/>
+        </w:trPr>
+        <w:tc>
+          <w:tcPr>
+            <w:tcW w:type="dxa" w:w="5112"/>
+            <w:vAlign w:val="center"/>
+          </w:tcPr>
+          <w:p>
+            <w:pPr>
+              <w:bidi w:val="0"/>
+              <w:spacing w:line="240" w:lineRule="auto" w:after="20"/>
+              <w:jc w:val="start"/>
+            </w:pPr>
+            <w:r>
+              <w:rPr>
+                <w:lang w:val="fa-IR" w:bidi="fa-IR"/>
+                <w:sz w:val="20"/>
+                <w:rtl w:val="0"/>
+              </w:rPr>
+              <w:t>POST /reconciliation/preview</w:t>
+            </w:r>
+          </w:p>
+        </w:tc>
+        <w:tc>
+          <w:tcPr>
+            <w:tcW w:type="dxa" w:w="5112"/>
+            <w:vAlign w:val="center"/>
+          </w:tcPr>
+          <w:p>
+            <w:pPr>
+              <w:bidi w:val="0"/>
+              <w:spacing w:line="240" w:lineRule="auto" w:after="20"/>
+              <w:jc w:val="start"/>
+            </w:pPr>
+            <w:r>
+              <w:rPr>
+                <w:lang w:val="fa-IR" w:bidi="fa-IR"/>
+                <w:sz w:val="20"/>
+                <w:rtl w:val="0"/>
+              </w:rPr>
+              <w:t>wcip_manage_settings + wcip_print_invoices</w:t>
+            </w:r>
+          </w:p>
+        </w:tc>
+      </w:tr>
+      <w:tr>
+        <w:trPr>
+          <w:cantSplit/>
+        </w:trPr>
+        <w:tc>
+          <w:tcPr>
+            <w:tcW w:type="dxa" w:w="5112"/>
+            <w:vAlign w:val="center"/>
+          </w:tcPr>
+          <w:p>
+            <w:pPr>
+              <w:bidi w:val="0"/>
+              <w:spacing w:line="240" w:lineRule="auto" w:after="20"/>
+              <w:jc w:val="start"/>
+            </w:pPr>
+            <w:r>
+              <w:rPr>
+                <w:lang w:val="fa-IR" w:bidi="fa-IR"/>
+                <w:sz w:val="20"/>
+                <w:rtl w:val="0"/>
+              </w:rPr>
+              <w:t>POST /reconciliation/enqueue</w:t>
+            </w:r>
+          </w:p>
+        </w:tc>
+        <w:tc>
+          <w:tcPr>
+            <w:tcW w:type="dxa" w:w="5112"/>
+            <w:vAlign w:val="center"/>
+          </w:tcPr>
+          <w:p>
+            <w:pPr>
+              <w:bidi w:val="0"/>
+              <w:spacing w:line="240" w:lineRule="auto" w:after="20"/>
+              <w:jc w:val="start"/>
+            </w:pPr>
+            <w:r>
+              <w:rPr>
+                <w:lang w:val="fa-IR" w:bidi="fa-IR"/>
+                <w:sz w:val="20"/>
+                <w:rtl w:val="0"/>
+              </w:rPr>
+              <w:t>same + user-bound token + confirm:true</w:t>
+            </w:r>
+          </w:p>
+        </w:tc>
+      </w:tr>
+      <w:tr>
+        <w:trPr>
+          <w:cantSplit/>
+        </w:trPr>
+        <w:tc>
+          <w:tcPr>
+            <w:tcW w:type="dxa" w:w="5112"/>
+            <w:vAlign w:val="center"/>
+          </w:tcPr>
+          <w:p>
+            <w:pPr>
+              <w:bidi w:val="0"/>
+              <w:spacing w:line="240" w:lineRule="auto" w:after="20"/>
+              <w:jc w:val="start"/>
+            </w:pPr>
+            <w:r>
+              <w:rPr>
+                <w:lang w:val="fa-IR" w:bidi="fa-IR"/>
+                <w:sz w:val="20"/>
+                <w:rtl w:val="0"/>
+              </w:rPr>
+              <w:t>POST /scan</w:t>
+            </w:r>
+          </w:p>
+        </w:tc>
+        <w:tc>
+          <w:tcPr>
+            <w:tcW w:type="dxa" w:w="5112"/>
+            <w:vAlign w:val="center"/>
+          </w:tcPr>
+          <w:p>
+            <w:pPr>
+              <w:bidi w:val="0"/>
+              <w:spacing w:line="240" w:lineRule="auto" w:after="20"/>
+              <w:jc w:val="start"/>
+            </w:pPr>
+            <w:r>
+              <w:rPr>
+                <w:lang w:val="fa-IR" w:bidi="fa-IR"/>
+                <w:sz w:val="20"/>
+                <w:rtl w:val="0"/>
+              </w:rPr>
+              <w:t>wcip_scan_orders + order access</w:t>
+            </w:r>
+          </w:p>
+        </w:tc>
+      </w:tr>
+      <w:tr>
+        <w:trPr>
+          <w:cantSplit/>
+        </w:trPr>
+        <w:tc>
+          <w:tcPr>
+            <w:tcW w:type="dxa" w:w="5112"/>
+            <w:vAlign w:val="center"/>
+          </w:tcPr>
+          <w:p>
+            <w:pPr>
+              <w:bidi w:val="0"/>
+              <w:spacing w:line="240" w:lineRule="auto" w:after="20"/>
+              <w:jc w:val="start"/>
+            </w:pPr>
+            <w:r>
+              <w:rPr>
+                <w:lang w:val="fa-IR" w:bidi="fa-IR"/>
+                <w:sz w:val="20"/>
+                <w:rtl w:val="0"/>
+              </w:rPr>
+              <w:t>POST /fulfillment/{id}</w:t>
+            </w:r>
+          </w:p>
+        </w:tc>
+        <w:tc>
+          <w:tcPr>
+            <w:tcW w:type="dxa" w:w="5112"/>
+            <w:vAlign w:val="center"/>
+          </w:tcPr>
+          <w:p>
+            <w:pPr>
+              <w:bidi w:val="0"/>
+              <w:spacing w:line="240" w:lineRule="auto" w:after="20"/>
+              <w:jc w:val="start"/>
+            </w:pPr>
+            <w:r>
+              <w:rPr>
+                <w:lang w:val="fa-IR" w:bidi="fa-IR"/>
+                <w:sz w:val="20"/>
+                <w:rtl w:val="0"/>
+              </w:rPr>
+              <w:t>wcip_manage_fulfillment + order access + revision</w:t>
+            </w:r>
+          </w:p>
+        </w:tc>
+      </w:tr>
+      <w:tr>
+        <w:trPr>
+          <w:cantSplit/>
+        </w:trPr>
+        <w:tc>
+          <w:tcPr>
+            <w:tcW w:type="dxa" w:w="5112"/>
+            <w:vAlign w:val="center"/>
+          </w:tcPr>
+          <w:p>
+            <w:pPr>
+              <w:bidi w:val="0"/>
+              <w:spacing w:line="240" w:lineRule="auto" w:after="20"/>
+              <w:jc w:val="start"/>
+            </w:pPr>
+            <w:r>
+              <w:rPr>
+                <w:lang w:val="fa-IR" w:bidi="fa-IR"/>
+                <w:sz w:val="20"/>
+                <w:rtl w:val="0"/>
+              </w:rPr>
+              <w:t>POST /exports</w:t>
+            </w:r>
+          </w:p>
+        </w:tc>
+        <w:tc>
+          <w:tcPr>
+            <w:tcW w:type="dxa" w:w="5112"/>
+            <w:vAlign w:val="center"/>
+          </w:tcPr>
+          <w:p>
+            <w:pPr>
+              <w:bidi w:val="0"/>
+              <w:spacing w:line="240" w:lineRule="auto" w:after="20"/>
+              <w:jc w:val="start"/>
+            </w:pPr>
+            <w:r>
+              <w:rPr>
+                <w:lang w:val="fa-IR" w:bidi="fa-IR"/>
+                <w:sz w:val="20"/>
+                <w:rtl w:val="0"/>
+              </w:rPr>
+              <w:t>wcip_export_orders + order access + event_key</w:t>
+            </w:r>
+          </w:p>
+        </w:tc>
+      </w:tr>
+      <w:tr>
+        <w:trPr>
+          <w:cantSplit/>
+        </w:trPr>
+        <w:tc>
+          <w:tcPr>
+            <w:tcW w:type="dxa" w:w="5112"/>
+            <w:vAlign w:val="center"/>
+          </w:tcPr>
+          <w:p>
+            <w:pPr>
+              <w:bidi w:val="0"/>
+              <w:spacing w:line="240" w:lineRule="auto" w:after="20"/>
+              <w:jc w:val="start"/>
+            </w:pPr>
+            <w:r>
+              <w:rPr>
+                <w:lang w:val="fa-IR" w:bidi="fa-IR"/>
+                <w:sz w:val="20"/>
+                <w:rtl w:val="0"/>
+              </w:rPr>
+              <w:t>GET /exports/history</w:t>
+            </w:r>
+          </w:p>
+        </w:tc>
+        <w:tc>
+          <w:tcPr>
+            <w:tcW w:type="dxa" w:w="5112"/>
+            <w:vAlign w:val="center"/>
+          </w:tcPr>
+          <w:p>
+            <w:pPr>
+              <w:bidi w:val="0"/>
+              <w:spacing w:line="240" w:lineRule="auto" w:after="20"/>
+              <w:jc w:val="start"/>
+            </w:pPr>
+            <w:r>
+              <w:rPr>
+                <w:lang w:val="fa-IR" w:bidi="fa-IR"/>
+                <w:sz w:val="20"/>
+                <w:rtl w:val="0"/>
+              </w:rPr>
+              <w:t>wcip_export_orders</w:t>
+            </w:r>
+          </w:p>
+        </w:tc>
+      </w:tr>
+      <w:tr>
+        <w:trPr>
+          <w:cantSplit/>
+        </w:trPr>
+        <w:tc>
+          <w:tcPr>
+            <w:tcW w:type="dxa" w:w="5112"/>
+            <w:vAlign w:val="center"/>
+          </w:tcPr>
+          <w:p>
+            <w:pPr>
+              <w:bidi w:val="0"/>
+              <w:spacing w:line="240" w:lineRule="auto" w:after="20"/>
+              <w:jc w:val="start"/>
+            </w:pPr>
+            <w:r>
+              <w:rPr>
+                <w:lang w:val="fa-IR" w:bidi="fa-IR"/>
+                <w:sz w:val="20"/>
+                <w:rtl w:val="0"/>
+              </w:rPr>
+              <w:t>POST /exports/test</w:t>
+            </w:r>
+          </w:p>
+        </w:tc>
+        <w:tc>
+          <w:tcPr>
+            <w:tcW w:type="dxa" w:w="5112"/>
+            <w:vAlign w:val="center"/>
+          </w:tcPr>
+          <w:p>
+            <w:pPr>
+              <w:bidi w:val="0"/>
+              <w:spacing w:line="240" w:lineRule="auto" w:after="20"/>
+              <w:jc w:val="start"/>
+            </w:pPr>
+            <w:r>
+              <w:rPr>
+                <w:lang w:val="fa-IR" w:bidi="fa-IR"/>
+                <w:sz w:val="20"/>
+                <w:rtl w:val="0"/>
+              </w:rPr>
+              <w:t>wcip_export_orders + wcip_manage_settings</w:t>
+            </w:r>
+          </w:p>
+        </w:tc>
+      </w:tr>
+      <w:tr>
+        <w:trPr>
+          <w:cantSplit/>
+        </w:trPr>
+        <w:tc>
+          <w:tcPr>
+            <w:tcW w:type="dxa" w:w="5112"/>
+            <w:vAlign w:val="center"/>
+          </w:tcPr>
+          <w:p>
+            <w:pPr>
+              <w:bidi w:val="0"/>
+              <w:spacing w:line="240" w:lineRule="auto" w:after="20"/>
+              <w:jc w:val="start"/>
+            </w:pPr>
+            <w:r>
+              <w:rPr>
+                <w:lang w:val="fa-IR" w:bidi="fa-IR"/>
+                <w:sz w:val="20"/>
+                <w:rtl w:val="0"/>
+              </w:rPr>
+              <w:t>GET /diagnostics</w:t>
+            </w:r>
+          </w:p>
+        </w:tc>
+        <w:tc>
+          <w:tcPr>
+            <w:tcW w:type="dxa" w:w="5112"/>
+            <w:vAlign w:val="center"/>
+          </w:tcPr>
+          <w:p>
+            <w:pPr>
+              <w:bidi w:val="0"/>
+              <w:spacing w:line="240" w:lineRule="auto" w:after="20"/>
+              <w:jc w:val="start"/>
+            </w:pPr>
+            <w:r>
+              <w:rPr>
+                <w:lang w:val="fa-IR" w:bidi="fa-IR"/>
+                <w:sz w:val="20"/>
+                <w:rtl w:val="0"/>
+              </w:rPr>
+              <w:t>wcip_manage_settings + wcip_print_invoices</w:t>
+            </w:r>
+          </w:p>
+        </w:tc>
+      </w:tr>
+    </w:tbl>
+    <w:p>
+      <w:pPr>
+        <w:pStyle w:val="Code"/>
+        <w:bidi w:val="0"/>
+        <w:spacing w:after="0" w:before="0" w:line="240" w:lineRule="auto"/>
+        <w:jc w:val="start"/>
+      </w:pPr>
+      <w:r>
+        <w:rPr>
+          <w:lang w:val="fa-IR" w:bidi="fa-IR"/>
+          <w:sz w:val="16"/>
+          <w:rtl w:val="0"/>
+        </w:rPr>
+        <w:t>TemplateDefinition(id, name, description, paper_size, orientation, supports_rtl, file_path, document_type = "invoice")</w:t>
+      </w:r>
+    </w:p>
+    <w:p>
+      <w:pPr>
+        <w:pStyle w:val="Code"/>
+        <w:bidi w:val="0"/>
+        <w:spacing w:after="0" w:before="0" w:line="240" w:lineRule="auto"/>
+        <w:jc w:val="start"/>
+      </w:pPr>
+      <w:r>
+        <w:rPr>
+          <w:lang w:val="fa-IR" w:bidi="fa-IR"/>
+          <w:sz w:val="16"/>
+          <w:rtl w:val="0"/>
+        </w:rPr>
+        <w:t>document_type: invoice | shipping_label | packing_list</w:t>
+        <w:br/>
+        <w:t>ExportAdapterInterface: id(), capabilities(), validate_configuration(), test_connection(), submit(payload, idempotency_key)</w:t>
+      </w:r>
+    </w:p>
+    <w:p>
+      <w:pPr>
+        <w:pStyle w:val="Code"/>
+        <w:bidi w:val="0"/>
+        <w:spacing w:after="0" w:before="0" w:line="240" w:lineRule="auto"/>
+        <w:jc w:val="start"/>
+      </w:pPr>
+      <w:r>
+        <w:rPr>
+          <w:lang w:val="fa-IR" w:bidi="fa-IR"/>
+          <w:sz w:val="16"/>
+          <w:rtl w:val="0"/>
+        </w:rPr>
+        <w:t>wcip_runtime_leases · wcip_document_references · wcip_fulfillment · wcip_fulfillment_events · wcip_export_outbox</w:t>
+      </w:r>
+    </w:p>
+    <w:p>
+      <w:pPr>
+        <w:bidi w:val="1"/>
+        <w:jc w:val="start"/>
+      </w:pPr>
+      <w:r>
+        <w:rPr>
+          <w:lang w:val="fa-IR" w:bidi="fa-IR" w:eastAsia="fa-IR"/>
+          <w:color w:val="000000"/>
+          <w:rtl w:val="1"/>
+          <w:rFonts w:ascii="Arial" w:hAnsi="Arial" w:eastAsia="Arial" w:cs="Arial"/>
+        </w:rPr>
+        <w:t>1.3.0: فقط از ارائه‌دهنده و برنامه متن‌باز بدون اشتراک اجباری یا هزینه هر کار استفاده کنید. ‎‎CUPS‎‎ جای سرویس تجاری قبلی را می‌گیرد. ارتقا اعتبارنامه قبلی را حذف، چاپ خودکار قبلی را خاموش، کارهای در صف را لغو و کارهای در حال پردازش را نامعلوم می‌کند. تاریخچه تأییدشده حفظ می‌شود؛ کار قبلی خودکار به ‎‎CUPS‎‎ منتقل نمی‌شود. ‎‎CUPS‎‎ را دوباره تنظیم و پیش از چاپ مجدد صف و کاغذ را بررسی کنید. پیش از ارتقا پردازشگر را متوقف و پشتیبان بگیرید. راهنما را با ‎‎LibreOffice‎‎ ویرایش کنید.</w:t>
+      </w:r>
+    </w:p>
+    <w:p>
+      <w:pPr>
+        <w:pStyle w:val="Code"/>
+        <w:bidi w:val="0"/>
+        <w:spacing w:before="0" w:after="0"/>
+        <w:jc w:val="start"/>
+      </w:pPr>
+      <w:r>
+        <w:rPr>
+          <w:lang w:val="en-US" w:bidi="en-US" w:eastAsia="en-US"/>
+          <w:color w:val="000000"/>
+          <w:rtl w:val="0"/>
+          <w:rFonts w:ascii="Courier New" w:hAnsi="Courier New" w:eastAsia="Courier New" w:cs="Courier New"/>
+        </w:rPr>
+        <w:t>cups_endpoint: HTTPS origin 443/631; cups_printer_id: exact queue</w:t>
+        <w:br/>
+        <w:t>cups_username · cups_password · provider_id=cups</w:t>
+        <w:br/>
+        <w:t>WCIP_CUPS_PASSWORD · WCIP_CUPS_TRUSTED_HOSTS · WCIP_CUPS_CA_BUNDLE</w:t>
+        <w:br/>
+        <w:t>Migration 1.3.0 · schema 1.4.0 · docs/open-source-printing.md</w:t>
+      </w:r>
+    </w:p>
+    <w:p>
+      <w:pPr>
+        <w:pStyle w:val="Heading1"/>
+        <w:bidi w:val="1"/>
+        <w:jc w:val="start"/>
+      </w:pPr>
+      <w:r>
+        <w:rPr>
+          <w:lang w:val="fa-IR" w:bidi="fa-IR" w:eastAsia="fa-IR"/>
+          <w:color w:val="000000"/>
+          <w:rtl w:val="1"/>
+          <w:rFonts w:ascii="Arial" w:hAnsi="Arial" w:eastAsia="Arial" w:cs="Arial"/>
+        </w:rPr>
+        <w:t>چاپ خودکار در سیستم‌های مختلف</w:t>
+      </w:r>
+    </w:p>
+    <w:p>
+      <w:pPr>
+        <w:bidi w:val="1"/>
+        <w:jc w:val="start"/>
+      </w:pPr>
+      <w:r>
+        <w:rPr>
+          <w:lang w:val="fa-IR" w:bidi="fa-IR" w:eastAsia="fa-IR"/>
+          <w:color w:val="000000"/>
+          <w:rtl w:val="1"/>
+          <w:rFonts w:ascii="Arial" w:hAnsi="Arial" w:eastAsia="Arial" w:cs="Arial"/>
+        </w:rPr>
+        <w:t>وردپرس روی هر سیستم‌عامل میزبان سازگار، شامل هاست اشتراکی، ‎VPS‎ و سرور اختصاصی نصب می‌شود. میزبان به افزونه‌های ‎PHP‎ اعلام‌شده، فضای موقت قابل نوشتن و ‎HTTPS‎ ‎REST‎ با گذرواژه برنامه نیاز دارد. برنامه چاپ یا فرمان پوسته روی میزبان لازم نیست. رایانه چاپ به ‎Python‎ 3.10 یا جدیدتر و اتصال خروجی ‎HTTPS‎ نیاز دارد؛ ‎Windows‎ از ‎SumatraPDF‎ متن‌باز رایگان و ‎Linux‎ و ‎macOS‎ از ‎CUPS‎ ‎lp‎ استفاده می‌کنند. رایانه و چاپگر را آماده نگه دارید.</w:t>
+      </w:r>
+    </w:p>
+    <w:p>
+      <w:pPr>
+        <w:bidi w:val="1"/>
+        <w:jc w:val="start"/>
+      </w:pPr>
+      <w:r>
+        <w:rPr>
+          <w:lang w:val="fa-IR" w:bidi="fa-IR" w:eastAsia="fa-IR"/>
+          <w:color w:val="000000"/>
+          <w:rtl w:val="1"/>
+          <w:rFonts w:ascii="Arial" w:hAnsi="Arial" w:eastAsia="Arial" w:cs="Arial"/>
+        </w:rPr>
+        <w:t>کاربر اختصاصی عامل چاپ و گذرواژه برنامه بسازید. شناسه عددی کاربر و صف منطقی حساس به بزرگی حروف را در چاپگرها پیوند دهید؛ نشانی ‎REST‎ نمایش‌داده‌شده را در تنظیم محلی کپی کنید. صف را به چاپگر نصب‌شده و مسیر برنامه متصل کنید و گذرواژه را از متغیر محیطی بدهید. یک چاپ دستی و کاغذ آن را بررسی، سپس مقصد عامل را فعال کنید. در ‎Windows‎ از ‎Task‎ ‎Scheduler‎ هنگام ورود کاربر چاپ و در ‎Linux‎ و ‎macOS‎ از مدیر سرویس استفاده کنید. برنامه باید پیوسته اجرا شود؛ مرورگر باز لازم نیست.</w:t>
+      </w:r>
+    </w:p>
+    <w:p>
+      <w:pPr>
+        <w:bidi w:val="1"/>
+        <w:jc w:val="start"/>
+      </w:pPr>
+      <w:r>
+        <w:rPr>
+          <w:lang w:val="fa-IR" w:bidi="fa-IR" w:eastAsia="fa-IR"/>
+          <w:color w:val="000000"/>
+          <w:rtl w:val="1"/>
+          <w:rFonts w:ascii="Arial" w:hAnsi="Arial" w:eastAsia="Arial" w:cs="Arial"/>
+        </w:rPr>
+        <w:t>دریافت ‎PDF‎ به‌تنهایی مجوز چاپ نیست؛ درخواست شروع باید موفق باشد. اجاره آماده پس از ۶۰۰ ثانیه قابل بازیابی است؛ کار شروع‌شده منقضی، نامعلوم می‌شود. دفتر پایدار ‎SQLite‎ پیش از اجرای چاپگر، تلاش را ثبت می‌کند. پس از خرابی، نامعلومی گزارش می‌شود و چاپگر دوباره اجرا نمی‌شود؛ تکرار رسید نیز چاپ نمی‌کند. هنگام ارتقا دفتر را حفظ و دسترسی آن و گذرواژه را محدود کنید. ارسال‌شده یعنی پذیرش صف، نه تأیید کاغذ.</w:t>
+      </w:r>
+    </w:p>
+    <w:p>
+      <w:pPr>
+        <w:bidi w:val="1"/>
+        <w:jc w:val="start"/>
+      </w:pPr>
+      <w:r>
+        <w:rPr>
+          <w:lang w:val="fa-IR" w:bidi="fa-IR" w:eastAsia="fa-IR"/>
+          <w:color w:val="000000"/>
+          <w:rtl w:val="1"/>
+          <w:rFonts w:ascii="Arial" w:hAnsi="Arial" w:eastAsia="Arial" w:cs="Arial"/>
+        </w:rPr>
+        <w:t>نقش محدود عامل فقط ‎read‎ و ‎wcip_run_print_agent‎ دارد. دریافت، شروع و رسید به ‎HTTPS‎، احراز هویت واقعی گذرواژه برنامه، کاربر و صف پیوندخورده و توکن جاری نیاز دارند. افزونه هش توکن را ذخیره و اندازه و هش ‎PDF‎ را بررسی می‌کند و شرایط چاپ خودکار را پیش از شروع بازبینی می‌کند. بخش چاپ محلی را با آرگومان ثابت بدون پوسته توسعه دهید؛ ترتیب ثبت پایدار و مدیریت نامعلومی را حفظ و پیش از استقرار روی سیستم‌های واقعی و چاپگر واقعی آزمایش کنید.</w:t>
+      </w:r>
+    </w:p>
+    <w:p>
+      <w:pPr>
+        <w:pStyle w:val="Code"/>
+        <w:bidi w:val="0"/>
+        <w:jc w:val="start"/>
+      </w:pPr>
+      <w:r>
+        <w:rPr>
+          <w:lang w:val="en-US" w:bidi="en-US" w:eastAsia="en-US"/>
+          <w:color w:val="000000"/>
+          <w:rtl w:val="0"/>
+          <w:rFonts w:ascii="Courier New" w:hAnsi="Courier New" w:eastAsia="Courier New" w:cs="Courier New"/>
+        </w:rPr>
+        <w:t>automatic_provider: agent | cups</w:t>
+        <w:br/>
+        <w:t>agent_user_id: paired numeric WordPress user ID</w:t>
+        <w:br/>
+        <w:t>agent_queue: Office (exact case, same on both sides)</w:t>
+        <w:br/>
+        <w:t>POST /agent/claim: route</w:t>
+        <w:br/>
+        <w:t>POST /agent/jobs/{id}/start: token</w:t>
+        <w:br/>
+        <w:t>POST /agent/jobs/{id}/receipt: token, outcome</w:t>
+        <w:br/>
+        <w:t>outcome: submitted | unknown | failed</w:t>
+      </w:r>
+    </w:p>
+    <w:p>
+      <w:pPr>
+        <w:pStyle w:val="Code"/>
+        <w:bidi w:val="0"/>
+        <w:jc w:val="start"/>
+      </w:pPr>
+      <w:r>
+        <w:rPr>
+          <w:lang w:val="en-US" w:bidi="en-US" w:eastAsia="en-US"/>
+          <w:color w:val="000000"/>
+          <w:rtl w:val="0"/>
+          <w:rFonts w:ascii="Courier New" w:hAnsi="Courier New" w:eastAsia="Courier New" w:cs="Courier New"/>
+        </w:rPr>
+        <w:t>print-agent/config.example.json -&gt; private config.json</w:t>
+        <w:br/>
+        <w:t>WCIP_AGENT_PASSWORD: WordPress Application Password</w:t>
+        <w:br/>
+        <w:t>Windows: python wcip_agent.py --config config.json</w:t>
+        <w:br/>
+        <w:t>Linux/macOS: python3 wcip_agent.py --config config.json</w:t>
+        <w:br/>
+        <w:t>Local backend: sumatra (Windows) | cups (Linux/macOS)</w:t>
+        <w:br/>
+        <w:t>Backend executable: SumatraPDF.exe | /usr/bin/lp</w:t>
+        <w:br/>
+        <w:t>Queue mapping: route -&gt; printer (local installed name)</w:t>
+        <w:br/>
+        <w:t>Private journal: state.sqlite3 (preserve on restart)</w:t>
+        <w:br/>
+        <w:t>python3 -m unittest discover -s print-agent -p "test_*.py"</w:t>
+        <w:br/>
+        <w:t>docs/cross-platform-printing.md · print-agent/README.md</w:t>
+      </w:r>
+    </w:p>
     <w:sectPr>
       <w:headerReference w:type="default" r:id="rId9"/>
       <w:footerReference w:type="default" r:id="rId10"/>
+      <w:headerReference w:type="first" r:id="rId11"/>
+      <w:footerReference w:type="first" r:id="rId12"/>
+      <w:headerReference w:type="even" r:id="rId13"/>
+      <w:footerReference w:type="even" r:id="rId14"/>
       <w:pgSz w:w="12240" w:h="15840"/>
       <w:pgMar w:top="1008" w:right="1008" w:bottom="1008" w:left="1008" w:header="432" w:footer="432" w:gutter="0"/>
       <w:cols w:space="720"/>
@@ -11318,6 +11235,26 @@
 </w:ftr>
 </file>
 
+<file path=word/footer2.xml><?xml version="1.0" encoding="utf-8"?>
+<w:ftr xmlns:m="http://schemas.openxmlformats.org/officeDocument/2006/math" xmlns:mc="http://schemas.openxmlformats.org/markup-compatibility/2006" xmlns:mo="http://schemas.microsoft.com/office/mac/office/2008/main" xmlns:mv="urn:schemas-microsoft-com:mac:vml" xmlns:o="urn:schemas-microsoft-com:office:office" xmlns:r="http://schemas.openxmlformats.org/officeDocument/2006/relationships" xmlns:v="urn:schemas-microsoft-com:vml" xmlns:w10="urn:schemas-microsoft-com:office:word" xmlns:w14="http://schemas.microsoft.com/office/word/2010/wordml" xmlns:w="http://schemas.openxmlformats.org/wordprocessingml/2006/main" xmlns:wne="http://schemas.microsoft.com/office/word/2006/wordml" xmlns:wp14="http://schemas.microsoft.com/office/word/2010/wordprocessingDrawing" xmlns:wp="http://schemas.openxmlformats.org/drawingml/2006/wordprocessingDrawing" xmlns:wpc="http://schemas.microsoft.com/office/word/2010/wordprocessingCanvas" xmlns:wpg="http://schemas.microsoft.com/office/word/2010/wordprocessingGroup" xmlns:wpi="http://schemas.microsoft.com/office/word/2010/wordprocessingInk" xmlns:wps="http://schemas.microsoft.com/office/word/2010/wordprocessingShape" mc:Ignorable="w14 wp14">
+  <w:p>
+    <w:pPr>
+      <w:pStyle w:val="Footer"/>
+    </w:pPr>
+  </w:p>
+</w:ftr>
+</file>
+
+<file path=word/footer3.xml><?xml version="1.0" encoding="utf-8"?>
+<w:ftr xmlns:m="http://schemas.openxmlformats.org/officeDocument/2006/math" xmlns:mc="http://schemas.openxmlformats.org/markup-compatibility/2006" xmlns:mo="http://schemas.microsoft.com/office/mac/office/2008/main" xmlns:mv="urn:schemas-microsoft-com:mac:vml" xmlns:o="urn:schemas-microsoft-com:office:office" xmlns:r="http://schemas.openxmlformats.org/officeDocument/2006/relationships" xmlns:v="urn:schemas-microsoft-com:vml" xmlns:w10="urn:schemas-microsoft-com:office:word" xmlns:w14="http://schemas.microsoft.com/office/word/2010/wordml" xmlns:w="http://schemas.openxmlformats.org/wordprocessingml/2006/main" xmlns:wne="http://schemas.microsoft.com/office/word/2006/wordml" xmlns:wp14="http://schemas.microsoft.com/office/word/2010/wordprocessingDrawing" xmlns:wp="http://schemas.openxmlformats.org/drawingml/2006/wordprocessingDrawing" xmlns:wpc="http://schemas.microsoft.com/office/word/2010/wordprocessingCanvas" xmlns:wpg="http://schemas.microsoft.com/office/word/2010/wordprocessingGroup" xmlns:wpi="http://schemas.microsoft.com/office/word/2010/wordprocessingInk" xmlns:wps="http://schemas.microsoft.com/office/word/2010/wordprocessingShape" mc:Ignorable="w14 wp14">
+  <w:p>
+    <w:pPr>
+      <w:pStyle w:val="Footer"/>
+    </w:pPr>
+  </w:p>
+</w:ftr>
+</file>
+
 <file path=word/header1.xml><?xml version="1.0" encoding="utf-8"?>
 <w:hdr xmlns:m="http://schemas.openxmlformats.org/officeDocument/2006/math" xmlns:mc="http://schemas.openxmlformats.org/markup-compatibility/2006" xmlns:mo="http://schemas.microsoft.com/office/mac/office/2008/main" xmlns:mv="urn:schemas-microsoft-com:mac:vml" xmlns:o="urn:schemas-microsoft-com:office:office" xmlns:r="http://schemas.openxmlformats.org/officeDocument/2006/relationships" xmlns:v="urn:schemas-microsoft-com:vml" xmlns:w10="urn:schemas-microsoft-com:office:word" xmlns:w14="http://schemas.microsoft.com/office/word/2010/wordml" xmlns:w="http://schemas.openxmlformats.org/wordprocessingml/2006/main" xmlns:wne="http://schemas.microsoft.com/office/word/2006/wordml" xmlns:wp14="http://schemas.microsoft.com/office/word/2010/wordprocessingDrawing" xmlns:wp="http://schemas.openxmlformats.org/drawingml/2006/wordprocessingDrawing" xmlns:wpc="http://schemas.microsoft.com/office/word/2010/wordprocessingCanvas" xmlns:wpg="http://schemas.microsoft.com/office/word/2010/wordprocessingGroup" xmlns:wpi="http://schemas.microsoft.com/office/word/2010/wordprocessingInk" xmlns:wps="http://schemas.microsoft.com/office/word/2010/wordprocessingShape" mc:Ignorable="w14 wp14">
   <w:p>
@@ -11334,8 +11271,28 @@
         <w:rtl w:val="0"/>
         <w:lang w:val="en-US" w:eastAsia="fa-IR" w:bidi="fa-IR"/>
       </w:rPr>
-      <w:t>WooCommerce Invoice Printer  1.1.2</w:t>
+      <w:t>WooCommerce Invoice Printer  1.4.0</w:t>
     </w:r>
+  </w:p>
+</w:hdr>
+</file>
+
+<file path=word/header2.xml><?xml version="1.0" encoding="utf-8"?>
+<w:hdr xmlns:m="http://schemas.openxmlformats.org/officeDocument/2006/math" xmlns:mc="http://schemas.openxmlformats.org/markup-compatibility/2006" xmlns:mo="http://schemas.microsoft.com/office/mac/office/2008/main" xmlns:mv="urn:schemas-microsoft-com:mac:vml" xmlns:o="urn:schemas-microsoft-com:office:office" xmlns:r="http://schemas.openxmlformats.org/officeDocument/2006/relationships" xmlns:v="urn:schemas-microsoft-com:vml" xmlns:w10="urn:schemas-microsoft-com:office:word" xmlns:w14="http://schemas.microsoft.com/office/word/2010/wordml" xmlns:w="http://schemas.openxmlformats.org/wordprocessingml/2006/main" xmlns:wne="http://schemas.microsoft.com/office/word/2006/wordml" xmlns:wp14="http://schemas.microsoft.com/office/word/2010/wordprocessingDrawing" xmlns:wp="http://schemas.openxmlformats.org/drawingml/2006/wordprocessingDrawing" xmlns:wpc="http://schemas.microsoft.com/office/word/2010/wordprocessingCanvas" xmlns:wpg="http://schemas.microsoft.com/office/word/2010/wordprocessingGroup" xmlns:wpi="http://schemas.microsoft.com/office/word/2010/wordprocessingInk" xmlns:wps="http://schemas.microsoft.com/office/word/2010/wordprocessingShape" mc:Ignorable="w14 wp14">
+  <w:p>
+    <w:pPr>
+      <w:pStyle w:val="Header"/>
+    </w:pPr>
+  </w:p>
+</w:hdr>
+</file>
+
+<file path=word/header3.xml><?xml version="1.0" encoding="utf-8"?>
+<w:hdr xmlns:m="http://schemas.openxmlformats.org/officeDocument/2006/math" xmlns:mc="http://schemas.openxmlformats.org/markup-compatibility/2006" xmlns:mo="http://schemas.microsoft.com/office/mac/office/2008/main" xmlns:mv="urn:schemas-microsoft-com:mac:vml" xmlns:o="urn:schemas-microsoft-com:office:office" xmlns:r="http://schemas.openxmlformats.org/officeDocument/2006/relationships" xmlns:v="urn:schemas-microsoft-com:vml" xmlns:w10="urn:schemas-microsoft-com:office:word" xmlns:w14="http://schemas.microsoft.com/office/word/2010/wordml" xmlns:w="http://schemas.openxmlformats.org/wordprocessingml/2006/main" xmlns:wne="http://schemas.microsoft.com/office/word/2006/wordml" xmlns:wp14="http://schemas.microsoft.com/office/word/2010/wordprocessingDrawing" xmlns:wp="http://schemas.openxmlformats.org/drawingml/2006/wordprocessingDrawing" xmlns:wpc="http://schemas.microsoft.com/office/word/2010/wordprocessingCanvas" xmlns:wpg="http://schemas.microsoft.com/office/word/2010/wordprocessingGroup" xmlns:wpi="http://schemas.microsoft.com/office/word/2010/wordprocessingInk" xmlns:wps="http://schemas.microsoft.com/office/word/2010/wordprocessingShape" mc:Ignorable="w14 wp14">
+  <w:p>
+    <w:pPr>
+      <w:pStyle w:val="Header"/>
+    </w:pPr>
   </w:p>
 </w:hdr>
 </file>
